--- a/contao/templates/docx/event_rapport_tour.docx
+++ b/contao/templates/docx/event_rapport_tour.docx
@@ -1,6 +1,6 @@
 
 <file path=word/document.xml><?xml version="1.0" encoding="utf-8"?>
-<w:document xmlns:wpc="http://schemas.microsoft.com/office/word/2010/wordprocessingCanvas" xmlns:cx="http://schemas.microsoft.com/office/drawing/2014/chartex" xmlns:cx1="http://schemas.microsoft.com/office/drawing/2015/9/8/chartex" xmlns:cx2="http://schemas.microsoft.com/office/drawing/2015/10/21/chartex" xmlns:cx3="http://schemas.microsoft.com/office/drawing/2016/5/9/chartex" xmlns:cx4="http://schemas.microsoft.com/office/drawing/2016/5/10/chartex" xmlns:cx5="http://schemas.microsoft.com/office/drawing/2016/5/11/chartex" xmlns:cx6="http://schemas.microsoft.com/office/drawing/2016/5/12/chartex" xmlns:cx7="http://schemas.microsoft.com/office/drawing/2016/5/13/chartex" xmlns:cx8="http://schemas.microsoft.com/office/drawing/2016/5/14/chartex" xmlns:mc="http://schemas.openxmlformats.org/markup-compatibility/2006" xmlns:aink="http://schemas.microsoft.com/office/drawing/2016/ink" xmlns:am3d="http://schemas.microsoft.com/office/drawing/2017/model3d" xmlns:o="urn:schemas-microsoft-com:office:office" xmlns:oel="http://schemas.microsoft.com/office/2019/extlst" xmlns:r="http://schemas.openxmlformats.org/officeDocument/2006/relationships" xmlns:m="http://schemas.openxmlformats.org/officeDocument/2006/math" xmlns:v="urn:schemas-microsoft-com:vml" xmlns:wp14="http://schemas.microsoft.com/office/word/2010/wordprocessingDrawing" xmlns:wp="http://schemas.openxmlformats.org/drawingml/2006/wordprocessingDrawing" xmlns:w10="urn:schemas-microsoft-com:office:word" xmlns:w="http://schemas.openxmlformats.org/wordprocessingml/2006/main" xmlns:w14="http://schemas.microsoft.com/office/word/2010/wordml" xmlns:w15="http://schemas.microsoft.com/office/word/2012/wordml" xmlns:w16cex="http://schemas.microsoft.com/office/word/2018/wordml/cex" xmlns:w16cid="http://schemas.microsoft.com/office/word/2016/wordml/cid" xmlns:w16="http://schemas.microsoft.com/office/word/2018/wordml" xmlns:w16du="http://schemas.microsoft.com/office/word/2023/wordml/word16du" xmlns:w16sdtdh="http://schemas.microsoft.com/office/word/2020/wordml/sdtdatahash" xmlns:w16se="http://schemas.microsoft.com/office/word/2015/wordml/symex" xmlns:wpg="http://schemas.microsoft.com/office/word/2010/wordprocessingGroup" xmlns:wpi="http://schemas.microsoft.com/office/word/2010/wordprocessingInk" xmlns:wne="http://schemas.microsoft.com/office/word/2006/wordml" xmlns:wps="http://schemas.microsoft.com/office/word/2010/wordprocessingShape" mc:Ignorable="w14 w15 w16se w16cid w16 w16cex w16sdtdh w16du wp14">
+<w:document xmlns:wpc="http://schemas.microsoft.com/office/word/2010/wordprocessingCanvas" xmlns:cx="http://schemas.microsoft.com/office/drawing/2014/chartex" xmlns:cx1="http://schemas.microsoft.com/office/drawing/2015/9/8/chartex" xmlns:cx2="http://schemas.microsoft.com/office/drawing/2015/10/21/chartex" xmlns:cx3="http://schemas.microsoft.com/office/drawing/2016/5/9/chartex" xmlns:cx4="http://schemas.microsoft.com/office/drawing/2016/5/10/chartex" xmlns:cx5="http://schemas.microsoft.com/office/drawing/2016/5/11/chartex" xmlns:cx6="http://schemas.microsoft.com/office/drawing/2016/5/12/chartex" xmlns:cx7="http://schemas.microsoft.com/office/drawing/2016/5/13/chartex" xmlns:cx8="http://schemas.microsoft.com/office/drawing/2016/5/14/chartex" xmlns:mc="http://schemas.openxmlformats.org/markup-compatibility/2006" xmlns:aink="http://schemas.microsoft.com/office/drawing/2016/ink" xmlns:am3d="http://schemas.microsoft.com/office/drawing/2017/model3d" xmlns:o="urn:schemas-microsoft-com:office:office" xmlns:oel="http://schemas.microsoft.com/office/2019/extlst" xmlns:r="http://schemas.openxmlformats.org/officeDocument/2006/relationships" xmlns:m="http://schemas.openxmlformats.org/officeDocument/2006/math" xmlns:v="urn:schemas-microsoft-com:vml" xmlns:wp14="http://schemas.microsoft.com/office/word/2010/wordprocessingDrawing" xmlns:wp="http://schemas.openxmlformats.org/drawingml/2006/wordprocessingDrawing" xmlns:w10="urn:schemas-microsoft-com:office:word" xmlns:w="http://schemas.openxmlformats.org/wordprocessingml/2006/main" xmlns:w14="http://schemas.microsoft.com/office/word/2010/wordml" xmlns:w15="http://schemas.microsoft.com/office/word/2012/wordml" xmlns:w16cex="http://schemas.microsoft.com/office/word/2018/wordml/cex" xmlns:w16cid="http://schemas.microsoft.com/office/word/2016/wordml/cid" xmlns:w16="http://schemas.microsoft.com/office/word/2018/wordml" xmlns:w16du="http://schemas.microsoft.com/office/word/2023/wordml/word16du" xmlns:w16sdtdh="http://schemas.microsoft.com/office/word/2020/wordml/sdtdatahash" xmlns:w16sdtfl="http://schemas.microsoft.com/office/word/2024/wordml/sdtformatlock" xmlns:w16se="http://schemas.microsoft.com/office/word/2015/wordml/symex" xmlns:wpg="http://schemas.microsoft.com/office/word/2010/wordprocessingGroup" xmlns:wpi="http://schemas.microsoft.com/office/word/2010/wordprocessingInk" xmlns:wne="http://schemas.microsoft.com/office/word/2006/wordml" xmlns:wps="http://schemas.microsoft.com/office/word/2010/wordprocessingShape" mc:Ignorable="w14 w15 w16se w16cid w16 w16cex w16sdtdh w16sdtfl w16du wp14">
   <w:body>
     <w:p>
       <w:pPr>
@@ -110,23 +110,7 @@
                 <w:sz w:val="20"/>
                 <w:szCs w:val="20"/>
               </w:rPr>
-              <w:t>${</w:t>
-            </w:r>
-            <w:proofErr w:type="spellStart"/>
-            <w:r>
-              <w:rPr>
-                <w:sz w:val="20"/>
-                <w:szCs w:val="20"/>
-              </w:rPr>
-              <w:t>eventTitle</w:t>
-            </w:r>
-            <w:proofErr w:type="spellEnd"/>
-            <w:r>
-              <w:rPr>
-                <w:sz w:val="20"/>
-                <w:szCs w:val="20"/>
-              </w:rPr>
-              <w:t>}</w:t>
+              <w:t>${eventTitle}</w:t>
             </w:r>
           </w:p>
         </w:tc>
@@ -186,7 +170,6 @@
               </w:rPr>
               <w:t>${</w:t>
             </w:r>
-            <w:proofErr w:type="spellStart"/>
             <w:r>
               <w:rPr>
                 <w:sz w:val="20"/>
@@ -206,15 +189,7 @@
                 <w:sz w:val="20"/>
                 <w:szCs w:val="20"/>
               </w:rPr>
-              <w:t>ransport</w:t>
-            </w:r>
-            <w:proofErr w:type="spellEnd"/>
-            <w:r>
-              <w:rPr>
-                <w:sz w:val="20"/>
-                <w:szCs w:val="20"/>
-              </w:rPr>
-              <w:t>}</w:t>
+              <w:t>ransport}</w:t>
             </w:r>
           </w:p>
         </w:tc>
@@ -274,23 +249,7 @@
                 <w:sz w:val="20"/>
                 <w:szCs w:val="20"/>
               </w:rPr>
-              <w:t>${</w:t>
-            </w:r>
-            <w:proofErr w:type="spellStart"/>
-            <w:r>
-              <w:rPr>
-                <w:sz w:val="20"/>
-                <w:szCs w:val="20"/>
-              </w:rPr>
-              <w:t>eventDates</w:t>
-            </w:r>
-            <w:proofErr w:type="spellEnd"/>
-            <w:r>
-              <w:rPr>
-                <w:sz w:val="20"/>
-                <w:szCs w:val="20"/>
-              </w:rPr>
-              <w:t>}</w:t>
+              <w:t>${eventDates}</w:t>
             </w:r>
           </w:p>
         </w:tc>
@@ -348,23 +307,7 @@
                 <w:sz w:val="20"/>
                 <w:szCs w:val="20"/>
               </w:rPr>
-              <w:t>${</w:t>
-            </w:r>
-            <w:proofErr w:type="spellStart"/>
-            <w:r>
-              <w:rPr>
-                <w:sz w:val="20"/>
-                <w:szCs w:val="20"/>
-              </w:rPr>
-              <w:t>eventDuration</w:t>
-            </w:r>
-            <w:proofErr w:type="spellEnd"/>
-            <w:r>
-              <w:rPr>
-                <w:sz w:val="20"/>
-                <w:szCs w:val="20"/>
-              </w:rPr>
-              <w:t>}</w:t>
+              <w:t>${eventDuration}</w:t>
             </w:r>
           </w:p>
         </w:tc>
@@ -416,15 +359,7 @@
                 <w:sz w:val="20"/>
                 <w:szCs w:val="20"/>
               </w:rPr>
-              <w:t xml:space="preserve"> ${</w:t>
-            </w:r>
-            <w:proofErr w:type="spellStart"/>
-            <w:r>
-              <w:rPr>
-                <w:sz w:val="20"/>
-                <w:szCs w:val="20"/>
-              </w:rPr>
-              <w:t>eventHasExecuted</w:t>
+              <w:t xml:space="preserve"> ${eventHasExecuted</w:t>
             </w:r>
             <w:r>
               <w:rPr>
@@ -433,7 +368,6 @@
               </w:rPr>
               <w:t>LikePredicted</w:t>
             </w:r>
-            <w:proofErr w:type="spellEnd"/>
             <w:r>
               <w:rPr>
                 <w:sz w:val="20"/>
@@ -484,30 +418,14 @@
                 <w:sz w:val="20"/>
                 <w:szCs w:val="20"/>
               </w:rPr>
-              <w:t>${</w:t>
-            </w:r>
-            <w:proofErr w:type="spellStart"/>
-            <w:r>
-              <w:rPr>
-                <w:sz w:val="20"/>
-                <w:szCs w:val="20"/>
-              </w:rPr>
-              <w:t>event</w:t>
-            </w:r>
-            <w:r>
-              <w:rPr>
-                <w:sz w:val="20"/>
-                <w:szCs w:val="20"/>
-              </w:rPr>
-              <w:t>Canceled</w:t>
-            </w:r>
-            <w:proofErr w:type="spellEnd"/>
-            <w:r>
-              <w:rPr>
-                <w:sz w:val="20"/>
-                <w:szCs w:val="20"/>
-              </w:rPr>
-              <w:t>}</w:t>
+              <w:t>${event</w:t>
+            </w:r>
+            <w:r>
+              <w:rPr>
+                <w:sz w:val="20"/>
+                <w:szCs w:val="20"/>
+              </w:rPr>
+              <w:t>Canceled}</w:t>
             </w:r>
           </w:p>
         </w:tc>
@@ -593,23 +511,7 @@
                 <w:sz w:val="20"/>
                 <w:szCs w:val="20"/>
               </w:rPr>
-              <w:t>${</w:t>
-            </w:r>
-            <w:proofErr w:type="spellStart"/>
-            <w:r>
-              <w:rPr>
-                <w:sz w:val="20"/>
-                <w:szCs w:val="20"/>
-              </w:rPr>
-              <w:t>eventSubstitutionText</w:t>
-            </w:r>
-            <w:proofErr w:type="spellEnd"/>
-            <w:r>
-              <w:rPr>
-                <w:sz w:val="20"/>
-                <w:szCs w:val="20"/>
-              </w:rPr>
-              <w:t>}</w:t>
+              <w:t>${eventSubstitutionText}</w:t>
             </w:r>
           </w:p>
           <w:p>
@@ -733,23 +635,7 @@
                 <w:sz w:val="20"/>
                 <w:szCs w:val="20"/>
               </w:rPr>
-              <w:t>${</w:t>
-            </w:r>
-            <w:proofErr w:type="spellStart"/>
-            <w:r>
-              <w:rPr>
-                <w:sz w:val="20"/>
-                <w:szCs w:val="20"/>
-              </w:rPr>
-              <w:t>eventInstructorName</w:t>
-            </w:r>
-            <w:proofErr w:type="spellEnd"/>
-            <w:r>
-              <w:rPr>
-                <w:sz w:val="20"/>
-                <w:szCs w:val="20"/>
-              </w:rPr>
-              <w:t>}</w:t>
+              <w:t>${eventInstructorName}</w:t>
             </w:r>
           </w:p>
         </w:tc>
@@ -811,23 +697,7 @@
                 <w:sz w:val="20"/>
                 <w:szCs w:val="20"/>
               </w:rPr>
-              <w:t>${</w:t>
-            </w:r>
-            <w:proofErr w:type="spellStart"/>
-            <w:r>
-              <w:rPr>
-                <w:sz w:val="20"/>
-                <w:szCs w:val="20"/>
-              </w:rPr>
-              <w:t>eventInstructorStreet</w:t>
-            </w:r>
-            <w:proofErr w:type="spellEnd"/>
-            <w:r>
-              <w:rPr>
-                <w:sz w:val="20"/>
-                <w:szCs w:val="20"/>
-              </w:rPr>
-              <w:t>}</w:t>
+              <w:t>${eventInstructorStreet}</w:t>
             </w:r>
           </w:p>
         </w:tc>
@@ -889,23 +759,7 @@
                 <w:sz w:val="20"/>
                 <w:szCs w:val="20"/>
               </w:rPr>
-              <w:t>${</w:t>
-            </w:r>
-            <w:proofErr w:type="spellStart"/>
-            <w:r>
-              <w:rPr>
-                <w:sz w:val="20"/>
-                <w:szCs w:val="20"/>
-              </w:rPr>
-              <w:t>eventInstructorPostalCity</w:t>
-            </w:r>
-            <w:proofErr w:type="spellEnd"/>
-            <w:r>
-              <w:rPr>
-                <w:sz w:val="20"/>
-                <w:szCs w:val="20"/>
-              </w:rPr>
-              <w:t>}</w:t>
+              <w:t>${eventInstructorPostalCity}</w:t>
             </w:r>
           </w:p>
         </w:tc>
@@ -970,23 +824,7 @@
                 <w:sz w:val="20"/>
                 <w:szCs w:val="20"/>
               </w:rPr>
-              <w:t>${</w:t>
-            </w:r>
-            <w:proofErr w:type="spellStart"/>
-            <w:r>
-              <w:rPr>
-                <w:sz w:val="20"/>
-                <w:szCs w:val="20"/>
-              </w:rPr>
-              <w:t>eventInstructorPhone</w:t>
-            </w:r>
-            <w:proofErr w:type="spellEnd"/>
-            <w:r>
-              <w:rPr>
-                <w:sz w:val="20"/>
-                <w:szCs w:val="20"/>
-              </w:rPr>
-              <w:t>}</w:t>
+              <w:t>${eventInstructorPhone}</w:t>
             </w:r>
           </w:p>
         </w:tc>
@@ -1043,23 +881,7 @@
                 <w:sz w:val="20"/>
                 <w:szCs w:val="20"/>
               </w:rPr>
-              <w:t>${</w:t>
-            </w:r>
-            <w:proofErr w:type="spellStart"/>
-            <w:r>
-              <w:rPr>
-                <w:sz w:val="20"/>
-                <w:szCs w:val="20"/>
-              </w:rPr>
-              <w:t>countParticipants</w:t>
-            </w:r>
-            <w:proofErr w:type="spellEnd"/>
-            <w:r>
-              <w:rPr>
-                <w:sz w:val="20"/>
-                <w:szCs w:val="20"/>
-              </w:rPr>
-              <w:t>}</w:t>
+              <w:t>${countParticipants}</w:t>
             </w:r>
             <w:r>
               <w:rPr>
@@ -1088,15 +910,7 @@
                 <w:sz w:val="20"/>
                 <w:szCs w:val="20"/>
               </w:rPr>
-              <w:t>${</w:t>
-            </w:r>
-            <w:proofErr w:type="spellStart"/>
-            <w:r>
-              <w:rPr>
-                <w:sz w:val="20"/>
-                <w:szCs w:val="20"/>
-              </w:rPr>
-              <w:t>count</w:t>
+              <w:t>${count</w:t>
             </w:r>
             <w:r>
               <w:rPr>
@@ -1105,21 +919,12 @@
               </w:rPr>
               <w:t>Female</w:t>
             </w:r>
-            <w:proofErr w:type="spellEnd"/>
-            <w:r>
-              <w:rPr>
-                <w:sz w:val="20"/>
-                <w:szCs w:val="20"/>
-              </w:rPr>
-              <w:t>} W und ${</w:t>
-            </w:r>
-            <w:proofErr w:type="spellStart"/>
-            <w:r>
-              <w:rPr>
-                <w:sz w:val="20"/>
-                <w:szCs w:val="20"/>
-              </w:rPr>
-              <w:t>countM</w:t>
+            <w:r>
+              <w:rPr>
+                <w:sz w:val="20"/>
+                <w:szCs w:val="20"/>
+              </w:rPr>
+              <w:t>} W und ${countM</w:t>
             </w:r>
             <w:r>
               <w:rPr>
@@ -1128,7 +933,6 @@
               </w:rPr>
               <w:t>ale</w:t>
             </w:r>
-            <w:proofErr w:type="spellEnd"/>
             <w:r>
               <w:rPr>
                 <w:sz w:val="20"/>
@@ -1217,23 +1021,7 @@
                 <w:sz w:val="20"/>
                 <w:szCs w:val="20"/>
               </w:rPr>
-              <w:t>${</w:t>
-            </w:r>
-            <w:proofErr w:type="spellStart"/>
-            <w:r>
-              <w:rPr>
-                <w:sz w:val="20"/>
-                <w:szCs w:val="20"/>
-              </w:rPr>
-              <w:t>weatherConditions</w:t>
-            </w:r>
-            <w:proofErr w:type="spellEnd"/>
-            <w:r>
-              <w:rPr>
-                <w:sz w:val="20"/>
-                <w:szCs w:val="20"/>
-              </w:rPr>
-              <w:t>}</w:t>
+              <w:t>${weatherConditions}</w:t>
             </w:r>
           </w:p>
         </w:tc>
@@ -1281,23 +1069,7 @@
                 <w:sz w:val="20"/>
                 <w:szCs w:val="20"/>
               </w:rPr>
-              <w:t>${</w:t>
-            </w:r>
-            <w:proofErr w:type="spellStart"/>
-            <w:r>
-              <w:rPr>
-                <w:sz w:val="20"/>
-                <w:szCs w:val="20"/>
-              </w:rPr>
-              <w:t>avalancheConditions</w:t>
-            </w:r>
-            <w:proofErr w:type="spellEnd"/>
-            <w:r>
-              <w:rPr>
-                <w:sz w:val="20"/>
-                <w:szCs w:val="20"/>
-              </w:rPr>
-              <w:t>}</w:t>
+              <w:t>${avalancheConditions}</w:t>
             </w:r>
           </w:p>
         </w:tc>
@@ -1345,23 +1117,7 @@
                 <w:sz w:val="20"/>
                 <w:szCs w:val="20"/>
               </w:rPr>
-              <w:t>${</w:t>
-            </w:r>
-            <w:proofErr w:type="spellStart"/>
-            <w:r>
-              <w:rPr>
-                <w:sz w:val="20"/>
-                <w:szCs w:val="20"/>
-              </w:rPr>
-              <w:t>specialIncidents</w:t>
-            </w:r>
-            <w:proofErr w:type="spellEnd"/>
-            <w:r>
-              <w:rPr>
-                <w:sz w:val="20"/>
-                <w:szCs w:val="20"/>
-              </w:rPr>
-              <w:t>}</w:t>
+              <w:t>${specialIncidents}</w:t>
             </w:r>
           </w:p>
         </w:tc>
@@ -1411,7 +1167,6 @@
               </w:rPr>
               <w:t>${</w:t>
             </w:r>
-            <w:proofErr w:type="spellStart"/>
             <w:r>
               <w:rPr>
                 <w:sz w:val="20"/>
@@ -1419,7 +1174,6 @@
               </w:rPr>
               <w:t>eventReportAdditionalNotices</w:t>
             </w:r>
-            <w:proofErr w:type="spellEnd"/>
             <w:r>
               <w:rPr>
                 <w:sz w:val="20"/>
@@ -1569,23 +1323,7 @@
           <w:sz w:val="20"/>
           <w:szCs w:val="20"/>
         </w:rPr>
-        <w:t>${</w:t>
-      </w:r>
-      <w:proofErr w:type="spellStart"/>
-      <w:r>
-        <w:rPr>
-          <w:sz w:val="20"/>
-          <w:szCs w:val="20"/>
-        </w:rPr>
-        <w:t>courseId</w:t>
-      </w:r>
-      <w:proofErr w:type="spellEnd"/>
-      <w:r>
-        <w:rPr>
-          <w:sz w:val="20"/>
-          <w:szCs w:val="20"/>
-        </w:rPr>
-        <w:t>}</w:t>
+        <w:t>${courseId}</w:t>
       </w:r>
     </w:p>
     <w:tbl>
@@ -1659,23 +1397,7 @@
                 <w:sz w:val="20"/>
                 <w:szCs w:val="20"/>
               </w:rPr>
-              <w:t>${</w:t>
-            </w:r>
-            <w:proofErr w:type="spellStart"/>
-            <w:r>
-              <w:rPr>
-                <w:sz w:val="20"/>
-                <w:szCs w:val="20"/>
-              </w:rPr>
-              <w:t>eventInstructors</w:t>
-            </w:r>
-            <w:proofErr w:type="spellEnd"/>
-            <w:r>
-              <w:rPr>
-                <w:sz w:val="20"/>
-                <w:szCs w:val="20"/>
-              </w:rPr>
-              <w:t>}</w:t>
+              <w:t>${eventInstructors}</w:t>
             </w:r>
           </w:p>
         </w:tc>
@@ -1721,23 +1443,7 @@
                 <w:sz w:val="20"/>
                 <w:szCs w:val="20"/>
               </w:rPr>
-              <w:t>${</w:t>
-            </w:r>
-            <w:proofErr w:type="spellStart"/>
-            <w:r>
-              <w:rPr>
-                <w:sz w:val="20"/>
-                <w:szCs w:val="20"/>
-              </w:rPr>
-              <w:t>eventTechDifficulties</w:t>
-            </w:r>
-            <w:proofErr w:type="spellEnd"/>
-            <w:r>
-              <w:rPr>
-                <w:sz w:val="20"/>
-                <w:szCs w:val="20"/>
-              </w:rPr>
-              <w:t>}</w:t>
+              <w:t>${eventTechDifficulties}</w:t>
             </w:r>
           </w:p>
         </w:tc>
@@ -1838,23 +1544,7 @@
                 <w:sz w:val="20"/>
                 <w:szCs w:val="20"/>
               </w:rPr>
-              <w:t>${</w:t>
-            </w:r>
-            <w:proofErr w:type="spellStart"/>
-            <w:r>
-              <w:rPr>
-                <w:sz w:val="20"/>
-                <w:szCs w:val="20"/>
-              </w:rPr>
-              <w:t>eventTitle</w:t>
-            </w:r>
-            <w:proofErr w:type="spellEnd"/>
-            <w:r>
-              <w:rPr>
-                <w:sz w:val="20"/>
-                <w:szCs w:val="20"/>
-              </w:rPr>
-              <w:t>}</w:t>
+              <w:t>${eventTitle}</w:t>
             </w:r>
           </w:p>
         </w:tc>
@@ -1902,23 +1592,7 @@
                 <w:sz w:val="20"/>
                 <w:szCs w:val="20"/>
               </w:rPr>
-              <w:t>${</w:t>
-            </w:r>
-            <w:proofErr w:type="spellStart"/>
-            <w:r>
-              <w:rPr>
-                <w:sz w:val="20"/>
-                <w:szCs w:val="20"/>
-              </w:rPr>
-              <w:t>eventTourProfile</w:t>
-            </w:r>
-            <w:proofErr w:type="spellEnd"/>
-            <w:r>
-              <w:rPr>
-                <w:sz w:val="20"/>
-                <w:szCs w:val="20"/>
-              </w:rPr>
-              <w:t>}</w:t>
+              <w:t>${eventTourProfile}</w:t>
             </w:r>
           </w:p>
         </w:tc>
@@ -2011,23 +1685,7 @@
                 <w:sz w:val="20"/>
                 <w:szCs w:val="20"/>
               </w:rPr>
-              <w:t>${</w:t>
-            </w:r>
-            <w:proofErr w:type="spellStart"/>
-            <w:r>
-              <w:rPr>
-                <w:sz w:val="20"/>
-                <w:szCs w:val="20"/>
-              </w:rPr>
-              <w:t>eventDates</w:t>
-            </w:r>
-            <w:proofErr w:type="spellEnd"/>
-            <w:r>
-              <w:rPr>
-                <w:sz w:val="20"/>
-                <w:szCs w:val="20"/>
-              </w:rPr>
-              <w:t>}</w:t>
+              <w:t>${eventDates}</w:t>
             </w:r>
           </w:p>
         </w:tc>
@@ -2106,23 +1764,7 @@
                 <w:sz w:val="20"/>
                 <w:szCs w:val="20"/>
               </w:rPr>
-              <w:t>${</w:t>
-            </w:r>
-            <w:proofErr w:type="spellStart"/>
-            <w:r>
-              <w:rPr>
-                <w:sz w:val="20"/>
-                <w:szCs w:val="20"/>
-              </w:rPr>
-              <w:t>eventMiscellaneous</w:t>
-            </w:r>
-            <w:proofErr w:type="spellEnd"/>
-            <w:r>
-              <w:rPr>
-                <w:sz w:val="20"/>
-                <w:szCs w:val="20"/>
-              </w:rPr>
-              <w:t>}</w:t>
+              <w:t>${eventMiscellaneous}</w:t>
             </w:r>
           </w:p>
         </w:tc>
@@ -2171,7 +1813,6 @@
               </w:rPr>
               <w:t>${</w:t>
             </w:r>
-            <w:proofErr w:type="spellStart"/>
             <w:r>
               <w:rPr>
                 <w:sz w:val="20"/>
@@ -2184,15 +1825,7 @@
                 <w:sz w:val="20"/>
                 <w:szCs w:val="20"/>
               </w:rPr>
-              <w:t>eetingpoint</w:t>
-            </w:r>
-            <w:proofErr w:type="spellEnd"/>
-            <w:r>
-              <w:rPr>
-                <w:sz w:val="20"/>
-                <w:szCs w:val="20"/>
-              </w:rPr>
-              <w:t>}</w:t>
+              <w:t>eetingpoint}</w:t>
             </w:r>
           </w:p>
         </w:tc>
@@ -2270,23 +1903,7 @@
                 <w:sz w:val="20"/>
                 <w:szCs w:val="20"/>
               </w:rPr>
-              <w:t>${</w:t>
-            </w:r>
-            <w:proofErr w:type="spellStart"/>
-            <w:r>
-              <w:rPr>
-                <w:sz w:val="20"/>
-                <w:szCs w:val="20"/>
-              </w:rPr>
-              <w:t>eventEquipment</w:t>
-            </w:r>
-            <w:proofErr w:type="spellEnd"/>
-            <w:r>
-              <w:rPr>
-                <w:sz w:val="20"/>
-                <w:szCs w:val="20"/>
-              </w:rPr>
-              <w:t>}</w:t>
+              <w:t>${eventEquipment}</w:t>
             </w:r>
           </w:p>
         </w:tc>
@@ -2389,51 +2006,15 @@
                 <w:sz w:val="20"/>
                 <w:szCs w:val="20"/>
               </w:rPr>
-              <w:t xml:space="preserve"> </w:t>
-            </w:r>
-            <w:proofErr w:type="spellStart"/>
-            <w:r>
-              <w:rPr>
-                <w:b/>
-                <w:sz w:val="20"/>
-                <w:szCs w:val="20"/>
-              </w:rPr>
-              <w:t>Mitgl</w:t>
-            </w:r>
-            <w:proofErr w:type="spellEnd"/>
-            <w:r>
-              <w:rPr>
-                <w:b/>
-                <w:sz w:val="20"/>
-                <w:szCs w:val="20"/>
-              </w:rPr>
-              <w:t xml:space="preserve">. </w:t>
-            </w:r>
-            <w:proofErr w:type="spellStart"/>
-            <w:r>
-              <w:rPr>
-                <w:b/>
-                <w:sz w:val="20"/>
-                <w:szCs w:val="20"/>
-              </w:rPr>
-              <w:t>N</w:t>
-            </w:r>
-            <w:r>
-              <w:rPr>
-                <w:b/>
-                <w:sz w:val="20"/>
-                <w:szCs w:val="20"/>
-              </w:rPr>
-              <w:t>o</w:t>
-            </w:r>
-            <w:proofErr w:type="spellEnd"/>
-            <w:r>
-              <w:rPr>
-                <w:b/>
-                <w:sz w:val="20"/>
-                <w:szCs w:val="20"/>
-              </w:rPr>
-              <w:t>. &amp; Transport</w:t>
+              <w:t xml:space="preserve"> Mitgl. N</w:t>
+            </w:r>
+            <w:r>
+              <w:rPr>
+                <w:b/>
+                <w:sz w:val="20"/>
+                <w:szCs w:val="20"/>
+              </w:rPr>
+              <w:t>o. &amp; Transport</w:t>
             </w:r>
           </w:p>
         </w:tc>
@@ -2551,17 +2132,50 @@
                 <w:sz w:val="20"/>
                 <w:szCs w:val="20"/>
               </w:rPr>
+              <w:t>${role}</w:t>
+            </w:r>
+          </w:p>
+        </w:tc>
+        <w:tc>
+          <w:tcPr>
+            <w:tcW w:w="4921" w:type="dxa"/>
+            <w:shd w:val="clear" w:color="auto" w:fill="auto"/>
+          </w:tcPr>
+          <w:p>
+            <w:pPr>
+              <w:rPr>
+                <w:sz w:val="20"/>
+                <w:szCs w:val="20"/>
+              </w:rPr>
+            </w:pPr>
+            <w:r>
+              <w:rPr>
+                <w:sz w:val="20"/>
+                <w:szCs w:val="20"/>
+              </w:rPr>
               <w:t>${</w:t>
             </w:r>
-            <w:proofErr w:type="spellStart"/>
-            <w:r>
-              <w:rPr>
-                <w:sz w:val="20"/>
-                <w:szCs w:val="20"/>
-              </w:rPr>
-              <w:t>role</w:t>
-            </w:r>
-            <w:proofErr w:type="spellEnd"/>
+            <w:r>
+              <w:rPr>
+                <w:sz w:val="20"/>
+                <w:szCs w:val="20"/>
+              </w:rPr>
+              <w:t>lastname</w:t>
+            </w:r>
+            <w:r>
+              <w:rPr>
+                <w:sz w:val="20"/>
+                <w:szCs w:val="20"/>
+              </w:rPr>
+              <w:t>} ${</w:t>
+            </w:r>
+            <w:r>
+              <w:rPr>
+                <w:sz w:val="20"/>
+                <w:szCs w:val="20"/>
+              </w:rPr>
+              <w:t>firstname</w:t>
+            </w:r>
             <w:r>
               <w:rPr>
                 <w:sz w:val="20"/>
@@ -2569,256 +2183,139 @@
               </w:rPr>
               <w:t>}</w:t>
             </w:r>
-          </w:p>
-        </w:tc>
-        <w:tc>
-          <w:tcPr>
-            <w:tcW w:w="4921" w:type="dxa"/>
-            <w:shd w:val="clear" w:color="auto" w:fill="auto"/>
-          </w:tcPr>
-          <w:p>
-            <w:pPr>
-              <w:rPr>
-                <w:sz w:val="20"/>
-                <w:szCs w:val="20"/>
-              </w:rPr>
-            </w:pPr>
-            <w:r>
-              <w:rPr>
+            <w:r>
+              <w:rPr>
+                <w:sz w:val="20"/>
+                <w:szCs w:val="20"/>
+              </w:rPr>
+              <w:br/>
+              <w:t>${sacMemberId}</w:t>
+            </w:r>
+            <w:r>
+              <w:rPr>
+                <w:sz w:val="20"/>
+                <w:szCs w:val="20"/>
+              </w:rPr>
+              <w:t xml:space="preserve"> </w:t>
+            </w:r>
+            <w:r>
+              <w:rPr>
+                <w:b/>
+                <w:color w:val="FF0000"/>
+                <w:sz w:val="20"/>
+                <w:szCs w:val="20"/>
+              </w:rPr>
+              <w:t>${isNotSacMember}</w:t>
+            </w:r>
+            <w:r>
+              <w:rPr>
+                <w:b/>
+                <w:color w:val="FF0000"/>
+                <w:sz w:val="20"/>
+                <w:szCs w:val="20"/>
+              </w:rPr>
+              <w:br/>
+            </w:r>
+            <w:r>
+              <w:rPr>
+                <w:sz w:val="20"/>
+                <w:szCs w:val="20"/>
+              </w:rPr>
+              <w:t>${email}</w:t>
+            </w:r>
+            <w:r>
+              <w:rPr>
+                <w:sz w:val="20"/>
+                <w:szCs w:val="20"/>
+              </w:rPr>
+              <w:t xml:space="preserve"> </w:t>
+            </w:r>
+            <w:r>
+              <w:rPr>
+                <w:color w:val="00B050"/>
                 <w:sz w:val="20"/>
                 <w:szCs w:val="20"/>
               </w:rPr>
               <w:t>${</w:t>
             </w:r>
-            <w:proofErr w:type="spellStart"/>
-            <w:r>
-              <w:rPr>
-                <w:sz w:val="20"/>
-                <w:szCs w:val="20"/>
-              </w:rPr>
-              <w:t>lastname</w:t>
-            </w:r>
-            <w:proofErr w:type="spellEnd"/>
-            <w:r>
-              <w:rPr>
-                <w:sz w:val="20"/>
-                <w:szCs w:val="20"/>
-              </w:rPr>
-              <w:t>} ${</w:t>
-            </w:r>
-            <w:proofErr w:type="spellStart"/>
-            <w:r>
-              <w:rPr>
-                <w:sz w:val="20"/>
-                <w:szCs w:val="20"/>
-              </w:rPr>
-              <w:t>firstname</w:t>
-            </w:r>
-            <w:proofErr w:type="spellEnd"/>
+            <w:r>
+              <w:rPr>
+                <w:color w:val="00B050"/>
+                <w:sz w:val="20"/>
+                <w:szCs w:val="20"/>
+              </w:rPr>
+              <w:t>transportInfo}</w:t>
+            </w:r>
+          </w:p>
+        </w:tc>
+        <w:tc>
+          <w:tcPr>
+            <w:tcW w:w="2693" w:type="dxa"/>
+            <w:shd w:val="clear" w:color="auto" w:fill="auto"/>
+          </w:tcPr>
+          <w:p>
+            <w:pPr>
+              <w:rPr>
+                <w:sz w:val="20"/>
+                <w:szCs w:val="20"/>
+              </w:rPr>
+            </w:pPr>
+            <w:r>
+              <w:rPr>
+                <w:sz w:val="20"/>
+                <w:szCs w:val="20"/>
+              </w:rPr>
+              <w:t>${street}</w:t>
+            </w:r>
+            <w:r>
+              <w:rPr>
+                <w:sz w:val="20"/>
+                <w:szCs w:val="20"/>
+              </w:rPr>
+              <w:br/>
+              <w:t>${postal} ${city}</w:t>
+            </w:r>
+          </w:p>
+        </w:tc>
+        <w:tc>
+          <w:tcPr>
+            <w:tcW w:w="4252" w:type="dxa"/>
+            <w:shd w:val="clear" w:color="auto" w:fill="auto"/>
+          </w:tcPr>
+          <w:p>
+            <w:pPr>
+              <w:rPr>
+                <w:sz w:val="20"/>
+                <w:szCs w:val="20"/>
+              </w:rPr>
+            </w:pPr>
+            <w:r>
+              <w:rPr>
+                <w:sz w:val="20"/>
+                <w:szCs w:val="20"/>
+              </w:rPr>
+              <w:t>Tel</w:t>
+            </w:r>
+            <w:r>
+              <w:rPr>
+                <w:sz w:val="20"/>
+                <w:szCs w:val="20"/>
+              </w:rPr>
+              <w:t>: ${</w:t>
+            </w:r>
+            <w:r>
+              <w:rPr>
+                <w:sz w:val="20"/>
+                <w:szCs w:val="20"/>
+              </w:rPr>
+              <w:t>phone</w:t>
+            </w:r>
             <w:r>
               <w:rPr>
                 <w:sz w:val="20"/>
                 <w:szCs w:val="20"/>
               </w:rPr>
               <w:t>}</w:t>
-            </w:r>
-            <w:r>
-              <w:rPr>
-                <w:sz w:val="20"/>
-                <w:szCs w:val="20"/>
-              </w:rPr>
-              <w:br/>
-              <w:t>${</w:t>
-            </w:r>
-            <w:proofErr w:type="spellStart"/>
-            <w:r>
-              <w:rPr>
-                <w:sz w:val="20"/>
-                <w:szCs w:val="20"/>
-              </w:rPr>
-              <w:t>sacMemberId</w:t>
-            </w:r>
-            <w:proofErr w:type="spellEnd"/>
-            <w:r>
-              <w:rPr>
-                <w:sz w:val="20"/>
-                <w:szCs w:val="20"/>
-              </w:rPr>
-              <w:t>}</w:t>
-            </w:r>
-            <w:r>
-              <w:rPr>
-                <w:sz w:val="20"/>
-                <w:szCs w:val="20"/>
-              </w:rPr>
-              <w:t xml:space="preserve"> </w:t>
-            </w:r>
-            <w:r>
-              <w:rPr>
-                <w:b/>
-                <w:color w:val="FF0000"/>
-                <w:sz w:val="20"/>
-                <w:szCs w:val="20"/>
-              </w:rPr>
-              <w:t>${</w:t>
-            </w:r>
-            <w:proofErr w:type="spellStart"/>
-            <w:r>
-              <w:rPr>
-                <w:b/>
-                <w:color w:val="FF0000"/>
-                <w:sz w:val="20"/>
-                <w:szCs w:val="20"/>
-              </w:rPr>
-              <w:t>isNotSacMember</w:t>
-            </w:r>
-            <w:proofErr w:type="spellEnd"/>
-            <w:r>
-              <w:rPr>
-                <w:b/>
-                <w:color w:val="FF0000"/>
-                <w:sz w:val="20"/>
-                <w:szCs w:val="20"/>
-              </w:rPr>
-              <w:t>}</w:t>
-            </w:r>
-            <w:r>
-              <w:rPr>
-                <w:b/>
-                <w:color w:val="FF0000"/>
-                <w:sz w:val="20"/>
-                <w:szCs w:val="20"/>
-              </w:rPr>
-              <w:br/>
-            </w:r>
-            <w:r>
-              <w:rPr>
-                <w:sz w:val="20"/>
-                <w:szCs w:val="20"/>
-              </w:rPr>
-              <w:t>${email}</w:t>
-            </w:r>
-            <w:r>
-              <w:rPr>
-                <w:sz w:val="20"/>
-                <w:szCs w:val="20"/>
-              </w:rPr>
-              <w:t xml:space="preserve"> </w:t>
-            </w:r>
-            <w:r>
-              <w:rPr>
-                <w:color w:val="00B050"/>
-                <w:sz w:val="20"/>
-                <w:szCs w:val="20"/>
-              </w:rPr>
-              <w:t>${</w:t>
-            </w:r>
-            <w:proofErr w:type="spellStart"/>
-            <w:r>
-              <w:rPr>
-                <w:color w:val="00B050"/>
-                <w:sz w:val="20"/>
-                <w:szCs w:val="20"/>
-              </w:rPr>
-              <w:t>transportInfo</w:t>
-            </w:r>
-            <w:proofErr w:type="spellEnd"/>
-            <w:r>
-              <w:rPr>
-                <w:color w:val="00B050"/>
-                <w:sz w:val="20"/>
-                <w:szCs w:val="20"/>
-              </w:rPr>
-              <w:t>}</w:t>
-            </w:r>
-          </w:p>
-        </w:tc>
-        <w:tc>
-          <w:tcPr>
-            <w:tcW w:w="2693" w:type="dxa"/>
-            <w:shd w:val="clear" w:color="auto" w:fill="auto"/>
-          </w:tcPr>
-          <w:p>
-            <w:pPr>
-              <w:rPr>
-                <w:sz w:val="20"/>
-                <w:szCs w:val="20"/>
-              </w:rPr>
-            </w:pPr>
-            <w:r>
-              <w:rPr>
-                <w:sz w:val="20"/>
-                <w:szCs w:val="20"/>
-              </w:rPr>
-              <w:t>${</w:t>
-            </w:r>
-            <w:proofErr w:type="spellStart"/>
-            <w:r>
-              <w:rPr>
-                <w:sz w:val="20"/>
-                <w:szCs w:val="20"/>
-              </w:rPr>
-              <w:t>street</w:t>
-            </w:r>
-            <w:proofErr w:type="spellEnd"/>
-            <w:r>
-              <w:rPr>
-                <w:sz w:val="20"/>
-                <w:szCs w:val="20"/>
-              </w:rPr>
-              <w:t>}</w:t>
-            </w:r>
-            <w:r>
-              <w:rPr>
-                <w:sz w:val="20"/>
-                <w:szCs w:val="20"/>
-              </w:rPr>
-              <w:br/>
-              <w:t>${postal} ${</w:t>
-            </w:r>
-            <w:proofErr w:type="spellStart"/>
-            <w:r>
-              <w:rPr>
-                <w:sz w:val="20"/>
-                <w:szCs w:val="20"/>
-              </w:rPr>
-              <w:t>city</w:t>
-            </w:r>
-            <w:proofErr w:type="spellEnd"/>
-            <w:r>
-              <w:rPr>
-                <w:sz w:val="20"/>
-                <w:szCs w:val="20"/>
-              </w:rPr>
-              <w:t>}</w:t>
-            </w:r>
-          </w:p>
-        </w:tc>
-        <w:tc>
-          <w:tcPr>
-            <w:tcW w:w="4252" w:type="dxa"/>
-            <w:shd w:val="clear" w:color="auto" w:fill="auto"/>
-          </w:tcPr>
-          <w:p>
-            <w:pPr>
-              <w:rPr>
-                <w:sz w:val="20"/>
-                <w:szCs w:val="20"/>
-              </w:rPr>
-            </w:pPr>
-            <w:r>
-              <w:rPr>
-                <w:sz w:val="20"/>
-                <w:szCs w:val="20"/>
-              </w:rPr>
-              <w:t>Tel</w:t>
-            </w:r>
-            <w:r>
-              <w:rPr>
-                <w:sz w:val="20"/>
-                <w:szCs w:val="20"/>
-              </w:rPr>
-              <w:t>: ${mobile}</w:t>
             </w:r>
             <w:r>
               <w:rPr>
@@ -2835,7 +2332,6 @@
               </w:rPr>
               <w:t>${</w:t>
             </w:r>
-            <w:proofErr w:type="spellStart"/>
             <w:r>
               <w:rPr>
                 <w:sz w:val="20"/>
@@ -2843,7 +2339,6 @@
               </w:rPr>
               <w:t>emergencyPhoneName</w:t>
             </w:r>
-            <w:proofErr w:type="spellEnd"/>
             <w:r>
               <w:rPr>
                 <w:sz w:val="20"/>
@@ -2879,7 +2374,6 @@
               </w:rPr>
               <w:t>${</w:t>
             </w:r>
-            <w:proofErr w:type="spellStart"/>
             <w:r>
               <w:rPr>
                 <w:sz w:val="20"/>
@@ -2887,7 +2381,6 @@
               </w:rPr>
               <w:t>emergencyPhone</w:t>
             </w:r>
-            <w:proofErr w:type="spellEnd"/>
             <w:r>
               <w:rPr>
                 <w:sz w:val="20"/>
@@ -2986,23 +2479,7 @@
                 <w:sz w:val="20"/>
                 <w:szCs w:val="20"/>
               </w:rPr>
-              <w:t>${</w:t>
-            </w:r>
-            <w:proofErr w:type="spellStart"/>
-            <w:r>
-              <w:rPr>
-                <w:sz w:val="20"/>
-                <w:szCs w:val="20"/>
-              </w:rPr>
-              <w:t>emergencyConcept</w:t>
-            </w:r>
-            <w:proofErr w:type="spellEnd"/>
-            <w:r>
-              <w:rPr>
-                <w:sz w:val="20"/>
-                <w:szCs w:val="20"/>
-              </w:rPr>
-              <w:t>}</w:t>
+              <w:t>${emergencyConcept}</w:t>
             </w:r>
           </w:p>
         </w:tc>
@@ -3027,15 +2504,7 @@
           <w:sz w:val="20"/>
           <w:szCs w:val="20"/>
         </w:rPr>
-        <w:t>${</w:t>
-      </w:r>
-      <w:proofErr w:type="spellStart"/>
-      <w:r>
-        <w:rPr>
-          <w:sz w:val="20"/>
-          <w:szCs w:val="20"/>
-        </w:rPr>
-        <w:t>event</w:t>
+        <w:t>${event</w:t>
       </w:r>
       <w:r>
         <w:rPr>
@@ -3044,7 +2513,6 @@
         </w:rPr>
         <w:t>Id</w:t>
       </w:r>
-      <w:proofErr w:type="spellEnd"/>
       <w:r>
         <w:rPr>
           <w:sz w:val="20"/>
@@ -3073,7 +2541,7 @@
 </file>
 
 <file path=word/endnotes.xml><?xml version="1.0" encoding="utf-8"?>
-<w:endnotes xmlns:wpc="http://schemas.microsoft.com/office/word/2010/wordprocessingCanvas" xmlns:cx="http://schemas.microsoft.com/office/drawing/2014/chartex" xmlns:cx1="http://schemas.microsoft.com/office/drawing/2015/9/8/chartex" xmlns:cx2="http://schemas.microsoft.com/office/drawing/2015/10/21/chartex" xmlns:cx3="http://schemas.microsoft.com/office/drawing/2016/5/9/chartex" xmlns:cx4="http://schemas.microsoft.com/office/drawing/2016/5/10/chartex" xmlns:cx5="http://schemas.microsoft.com/office/drawing/2016/5/11/chartex" xmlns:cx6="http://schemas.microsoft.com/office/drawing/2016/5/12/chartex" xmlns:cx7="http://schemas.microsoft.com/office/drawing/2016/5/13/chartex" xmlns:cx8="http://schemas.microsoft.com/office/drawing/2016/5/14/chartex" xmlns:mc="http://schemas.openxmlformats.org/markup-compatibility/2006" xmlns:aink="http://schemas.microsoft.com/office/drawing/2016/ink" xmlns:am3d="http://schemas.microsoft.com/office/drawing/2017/model3d" xmlns:o="urn:schemas-microsoft-com:office:office" xmlns:oel="http://schemas.microsoft.com/office/2019/extlst" xmlns:r="http://schemas.openxmlformats.org/officeDocument/2006/relationships" xmlns:m="http://schemas.openxmlformats.org/officeDocument/2006/math" xmlns:v="urn:schemas-microsoft-com:vml" xmlns:wp14="http://schemas.microsoft.com/office/word/2010/wordprocessingDrawing" xmlns:wp="http://schemas.openxmlformats.org/drawingml/2006/wordprocessingDrawing" xmlns:w10="urn:schemas-microsoft-com:office:word" xmlns:w="http://schemas.openxmlformats.org/wordprocessingml/2006/main" xmlns:w14="http://schemas.microsoft.com/office/word/2010/wordml" xmlns:w15="http://schemas.microsoft.com/office/word/2012/wordml" xmlns:w16cex="http://schemas.microsoft.com/office/word/2018/wordml/cex" xmlns:w16cid="http://schemas.microsoft.com/office/word/2016/wordml/cid" xmlns:w16="http://schemas.microsoft.com/office/word/2018/wordml" xmlns:w16du="http://schemas.microsoft.com/office/word/2023/wordml/word16du" xmlns:w16sdtdh="http://schemas.microsoft.com/office/word/2020/wordml/sdtdatahash" xmlns:w16se="http://schemas.microsoft.com/office/word/2015/wordml/symex" xmlns:wpg="http://schemas.microsoft.com/office/word/2010/wordprocessingGroup" xmlns:wpi="http://schemas.microsoft.com/office/word/2010/wordprocessingInk" xmlns:wne="http://schemas.microsoft.com/office/word/2006/wordml" xmlns:wps="http://schemas.microsoft.com/office/word/2010/wordprocessingShape" mc:Ignorable="w14 w15 w16se w16cid w16 w16cex w16sdtdh w16du wp14">
+<w:endnotes xmlns:wpc="http://schemas.microsoft.com/office/word/2010/wordprocessingCanvas" xmlns:cx="http://schemas.microsoft.com/office/drawing/2014/chartex" xmlns:cx1="http://schemas.microsoft.com/office/drawing/2015/9/8/chartex" xmlns:cx2="http://schemas.microsoft.com/office/drawing/2015/10/21/chartex" xmlns:cx3="http://schemas.microsoft.com/office/drawing/2016/5/9/chartex" xmlns:cx4="http://schemas.microsoft.com/office/drawing/2016/5/10/chartex" xmlns:cx5="http://schemas.microsoft.com/office/drawing/2016/5/11/chartex" xmlns:cx6="http://schemas.microsoft.com/office/drawing/2016/5/12/chartex" xmlns:cx7="http://schemas.microsoft.com/office/drawing/2016/5/13/chartex" xmlns:cx8="http://schemas.microsoft.com/office/drawing/2016/5/14/chartex" xmlns:mc="http://schemas.openxmlformats.org/markup-compatibility/2006" xmlns:aink="http://schemas.microsoft.com/office/drawing/2016/ink" xmlns:am3d="http://schemas.microsoft.com/office/drawing/2017/model3d" xmlns:o="urn:schemas-microsoft-com:office:office" xmlns:oel="http://schemas.microsoft.com/office/2019/extlst" xmlns:r="http://schemas.openxmlformats.org/officeDocument/2006/relationships" xmlns:m="http://schemas.openxmlformats.org/officeDocument/2006/math" xmlns:v="urn:schemas-microsoft-com:vml" xmlns:wp14="http://schemas.microsoft.com/office/word/2010/wordprocessingDrawing" xmlns:wp="http://schemas.openxmlformats.org/drawingml/2006/wordprocessingDrawing" xmlns:w10="urn:schemas-microsoft-com:office:word" xmlns:w="http://schemas.openxmlformats.org/wordprocessingml/2006/main" xmlns:w14="http://schemas.microsoft.com/office/word/2010/wordml" xmlns:w15="http://schemas.microsoft.com/office/word/2012/wordml" xmlns:w16cex="http://schemas.microsoft.com/office/word/2018/wordml/cex" xmlns:w16cid="http://schemas.microsoft.com/office/word/2016/wordml/cid" xmlns:w16="http://schemas.microsoft.com/office/word/2018/wordml" xmlns:w16du="http://schemas.microsoft.com/office/word/2023/wordml/word16du" xmlns:w16sdtdh="http://schemas.microsoft.com/office/word/2020/wordml/sdtdatahash" xmlns:w16sdtfl="http://schemas.microsoft.com/office/word/2024/wordml/sdtformatlock" xmlns:w16se="http://schemas.microsoft.com/office/word/2015/wordml/symex" xmlns:wpg="http://schemas.microsoft.com/office/word/2010/wordprocessingGroup" xmlns:wpi="http://schemas.microsoft.com/office/word/2010/wordprocessingInk" xmlns:wne="http://schemas.microsoft.com/office/word/2006/wordml" xmlns:wps="http://schemas.microsoft.com/office/word/2010/wordprocessingShape" mc:Ignorable="w14 w15 w16se w16cid w16 w16cex w16sdtdh w16sdtfl w16du wp14">
   <w:endnote w:type="separator" w:id="-1">
     <w:p>
       <w:pPr>
@@ -3098,7 +2566,7 @@
 </file>
 
 <file path=word/footnotes.xml><?xml version="1.0" encoding="utf-8"?>
-<w:footnotes xmlns:wpc="http://schemas.microsoft.com/office/word/2010/wordprocessingCanvas" xmlns:cx="http://schemas.microsoft.com/office/drawing/2014/chartex" xmlns:cx1="http://schemas.microsoft.com/office/drawing/2015/9/8/chartex" xmlns:cx2="http://schemas.microsoft.com/office/drawing/2015/10/21/chartex" xmlns:cx3="http://schemas.microsoft.com/office/drawing/2016/5/9/chartex" xmlns:cx4="http://schemas.microsoft.com/office/drawing/2016/5/10/chartex" xmlns:cx5="http://schemas.microsoft.com/office/drawing/2016/5/11/chartex" xmlns:cx6="http://schemas.microsoft.com/office/drawing/2016/5/12/chartex" xmlns:cx7="http://schemas.microsoft.com/office/drawing/2016/5/13/chartex" xmlns:cx8="http://schemas.microsoft.com/office/drawing/2016/5/14/chartex" xmlns:mc="http://schemas.openxmlformats.org/markup-compatibility/2006" xmlns:aink="http://schemas.microsoft.com/office/drawing/2016/ink" xmlns:am3d="http://schemas.microsoft.com/office/drawing/2017/model3d" xmlns:o="urn:schemas-microsoft-com:office:office" xmlns:oel="http://schemas.microsoft.com/office/2019/extlst" xmlns:r="http://schemas.openxmlformats.org/officeDocument/2006/relationships" xmlns:m="http://schemas.openxmlformats.org/officeDocument/2006/math" xmlns:v="urn:schemas-microsoft-com:vml" xmlns:wp14="http://schemas.microsoft.com/office/word/2010/wordprocessingDrawing" xmlns:wp="http://schemas.openxmlformats.org/drawingml/2006/wordprocessingDrawing" xmlns:w10="urn:schemas-microsoft-com:office:word" xmlns:w="http://schemas.openxmlformats.org/wordprocessingml/2006/main" xmlns:w14="http://schemas.microsoft.com/office/word/2010/wordml" xmlns:w15="http://schemas.microsoft.com/office/word/2012/wordml" xmlns:w16cex="http://schemas.microsoft.com/office/word/2018/wordml/cex" xmlns:w16cid="http://schemas.microsoft.com/office/word/2016/wordml/cid" xmlns:w16="http://schemas.microsoft.com/office/word/2018/wordml" xmlns:w16du="http://schemas.microsoft.com/office/word/2023/wordml/word16du" xmlns:w16sdtdh="http://schemas.microsoft.com/office/word/2020/wordml/sdtdatahash" xmlns:w16se="http://schemas.microsoft.com/office/word/2015/wordml/symex" xmlns:wpg="http://schemas.microsoft.com/office/word/2010/wordprocessingGroup" xmlns:wpi="http://schemas.microsoft.com/office/word/2010/wordprocessingInk" xmlns:wne="http://schemas.microsoft.com/office/word/2006/wordml" xmlns:wps="http://schemas.microsoft.com/office/word/2010/wordprocessingShape" mc:Ignorable="w14 w15 w16se w16cid w16 w16cex w16sdtdh w16du wp14">
+<w:footnotes xmlns:wpc="http://schemas.microsoft.com/office/word/2010/wordprocessingCanvas" xmlns:cx="http://schemas.microsoft.com/office/drawing/2014/chartex" xmlns:cx1="http://schemas.microsoft.com/office/drawing/2015/9/8/chartex" xmlns:cx2="http://schemas.microsoft.com/office/drawing/2015/10/21/chartex" xmlns:cx3="http://schemas.microsoft.com/office/drawing/2016/5/9/chartex" xmlns:cx4="http://schemas.microsoft.com/office/drawing/2016/5/10/chartex" xmlns:cx5="http://schemas.microsoft.com/office/drawing/2016/5/11/chartex" xmlns:cx6="http://schemas.microsoft.com/office/drawing/2016/5/12/chartex" xmlns:cx7="http://schemas.microsoft.com/office/drawing/2016/5/13/chartex" xmlns:cx8="http://schemas.microsoft.com/office/drawing/2016/5/14/chartex" xmlns:mc="http://schemas.openxmlformats.org/markup-compatibility/2006" xmlns:aink="http://schemas.microsoft.com/office/drawing/2016/ink" xmlns:am3d="http://schemas.microsoft.com/office/drawing/2017/model3d" xmlns:o="urn:schemas-microsoft-com:office:office" xmlns:oel="http://schemas.microsoft.com/office/2019/extlst" xmlns:r="http://schemas.openxmlformats.org/officeDocument/2006/relationships" xmlns:m="http://schemas.openxmlformats.org/officeDocument/2006/math" xmlns:v="urn:schemas-microsoft-com:vml" xmlns:wp14="http://schemas.microsoft.com/office/word/2010/wordprocessingDrawing" xmlns:wp="http://schemas.openxmlformats.org/drawingml/2006/wordprocessingDrawing" xmlns:w10="urn:schemas-microsoft-com:office:word" xmlns:w="http://schemas.openxmlformats.org/wordprocessingml/2006/main" xmlns:w14="http://schemas.microsoft.com/office/word/2010/wordml" xmlns:w15="http://schemas.microsoft.com/office/word/2012/wordml" xmlns:w16cex="http://schemas.microsoft.com/office/word/2018/wordml/cex" xmlns:w16cid="http://schemas.microsoft.com/office/word/2016/wordml/cid" xmlns:w16="http://schemas.microsoft.com/office/word/2018/wordml" xmlns:w16du="http://schemas.microsoft.com/office/word/2023/wordml/word16du" xmlns:w16sdtdh="http://schemas.microsoft.com/office/word/2020/wordml/sdtdatahash" xmlns:w16sdtfl="http://schemas.microsoft.com/office/word/2024/wordml/sdtformatlock" xmlns:w16se="http://schemas.microsoft.com/office/word/2015/wordml/symex" xmlns:wpg="http://schemas.microsoft.com/office/word/2010/wordprocessingGroup" xmlns:wpi="http://schemas.microsoft.com/office/word/2010/wordprocessingInk" xmlns:wne="http://schemas.microsoft.com/office/word/2006/wordml" xmlns:wps="http://schemas.microsoft.com/office/word/2010/wordprocessingShape" mc:Ignorable="w14 w15 w16se w16cid w16 w16cex w16sdtdh w16sdtfl w16du wp14">
   <w:footnote w:type="separator" w:id="-1">
     <w:p>
       <w:pPr>
@@ -3123,7 +2591,7 @@
 </file>
 
 <file path=word/header1.xml><?xml version="1.0" encoding="utf-8"?>
-<w:hdr xmlns:wpc="http://schemas.microsoft.com/office/word/2010/wordprocessingCanvas" xmlns:cx="http://schemas.microsoft.com/office/drawing/2014/chartex" xmlns:cx1="http://schemas.microsoft.com/office/drawing/2015/9/8/chartex" xmlns:cx2="http://schemas.microsoft.com/office/drawing/2015/10/21/chartex" xmlns:cx3="http://schemas.microsoft.com/office/drawing/2016/5/9/chartex" xmlns:cx4="http://schemas.microsoft.com/office/drawing/2016/5/10/chartex" xmlns:cx5="http://schemas.microsoft.com/office/drawing/2016/5/11/chartex" xmlns:cx6="http://schemas.microsoft.com/office/drawing/2016/5/12/chartex" xmlns:cx7="http://schemas.microsoft.com/office/drawing/2016/5/13/chartex" xmlns:cx8="http://schemas.microsoft.com/office/drawing/2016/5/14/chartex" xmlns:mc="http://schemas.openxmlformats.org/markup-compatibility/2006" xmlns:aink="http://schemas.microsoft.com/office/drawing/2016/ink" xmlns:am3d="http://schemas.microsoft.com/office/drawing/2017/model3d" xmlns:o="urn:schemas-microsoft-com:office:office" xmlns:oel="http://schemas.microsoft.com/office/2019/extlst" xmlns:r="http://schemas.openxmlformats.org/officeDocument/2006/relationships" xmlns:m="http://schemas.openxmlformats.org/officeDocument/2006/math" xmlns:v="urn:schemas-microsoft-com:vml" xmlns:wp14="http://schemas.microsoft.com/office/word/2010/wordprocessingDrawing" xmlns:wp="http://schemas.openxmlformats.org/drawingml/2006/wordprocessingDrawing" xmlns:w10="urn:schemas-microsoft-com:office:word" xmlns:w="http://schemas.openxmlformats.org/wordprocessingml/2006/main" xmlns:w14="http://schemas.microsoft.com/office/word/2010/wordml" xmlns:w15="http://schemas.microsoft.com/office/word/2012/wordml" xmlns:w16cex="http://schemas.microsoft.com/office/word/2018/wordml/cex" xmlns:w16cid="http://schemas.microsoft.com/office/word/2016/wordml/cid" xmlns:w16="http://schemas.microsoft.com/office/word/2018/wordml" xmlns:w16du="http://schemas.microsoft.com/office/word/2023/wordml/word16du" xmlns:w16sdtdh="http://schemas.microsoft.com/office/word/2020/wordml/sdtdatahash" xmlns:w16se="http://schemas.microsoft.com/office/word/2015/wordml/symex" xmlns:wpg="http://schemas.microsoft.com/office/word/2010/wordprocessingGroup" xmlns:wpi="http://schemas.microsoft.com/office/word/2010/wordprocessingInk" xmlns:wne="http://schemas.microsoft.com/office/word/2006/wordml" xmlns:wps="http://schemas.microsoft.com/office/word/2010/wordprocessingShape" mc:Ignorable="w14 w15 w16se w16cid w16 w16cex w16sdtdh w16du wp14">
+<w:hdr xmlns:wpc="http://schemas.microsoft.com/office/word/2010/wordprocessingCanvas" xmlns:cx="http://schemas.microsoft.com/office/drawing/2014/chartex" xmlns:cx1="http://schemas.microsoft.com/office/drawing/2015/9/8/chartex" xmlns:cx2="http://schemas.microsoft.com/office/drawing/2015/10/21/chartex" xmlns:cx3="http://schemas.microsoft.com/office/drawing/2016/5/9/chartex" xmlns:cx4="http://schemas.microsoft.com/office/drawing/2016/5/10/chartex" xmlns:cx5="http://schemas.microsoft.com/office/drawing/2016/5/11/chartex" xmlns:cx6="http://schemas.microsoft.com/office/drawing/2016/5/12/chartex" xmlns:cx7="http://schemas.microsoft.com/office/drawing/2016/5/13/chartex" xmlns:cx8="http://schemas.microsoft.com/office/drawing/2016/5/14/chartex" xmlns:mc="http://schemas.openxmlformats.org/markup-compatibility/2006" xmlns:aink="http://schemas.microsoft.com/office/drawing/2016/ink" xmlns:am3d="http://schemas.microsoft.com/office/drawing/2017/model3d" xmlns:o="urn:schemas-microsoft-com:office:office" xmlns:oel="http://schemas.microsoft.com/office/2019/extlst" xmlns:r="http://schemas.openxmlformats.org/officeDocument/2006/relationships" xmlns:m="http://schemas.openxmlformats.org/officeDocument/2006/math" xmlns:v="urn:schemas-microsoft-com:vml" xmlns:wp14="http://schemas.microsoft.com/office/word/2010/wordprocessingDrawing" xmlns:wp="http://schemas.openxmlformats.org/drawingml/2006/wordprocessingDrawing" xmlns:w10="urn:schemas-microsoft-com:office:word" xmlns:w="http://schemas.openxmlformats.org/wordprocessingml/2006/main" xmlns:w14="http://schemas.microsoft.com/office/word/2010/wordml" xmlns:w15="http://schemas.microsoft.com/office/word/2012/wordml" xmlns:w16cex="http://schemas.microsoft.com/office/word/2018/wordml/cex" xmlns:w16cid="http://schemas.microsoft.com/office/word/2016/wordml/cid" xmlns:w16="http://schemas.microsoft.com/office/word/2018/wordml" xmlns:w16du="http://schemas.microsoft.com/office/word/2023/wordml/word16du" xmlns:w16sdtdh="http://schemas.microsoft.com/office/word/2020/wordml/sdtdatahash" xmlns:w16sdtfl="http://schemas.microsoft.com/office/word/2024/wordml/sdtformatlock" xmlns:w16se="http://schemas.microsoft.com/office/word/2015/wordml/symex" xmlns:wpg="http://schemas.microsoft.com/office/word/2010/wordprocessingGroup" xmlns:wpi="http://schemas.microsoft.com/office/word/2010/wordprocessingInk" xmlns:wne="http://schemas.microsoft.com/office/word/2006/wordml" xmlns:wps="http://schemas.microsoft.com/office/word/2010/wordprocessingShape" mc:Ignorable="w14 w15 w16se w16cid w16 w16cex w16sdtdh w16sdtfl w16du wp14">
   <w:p>
     <w:pPr>
       <w:pStyle w:val="Kopfzeile"/>
@@ -3183,7 +2651,7 @@
 </file>
 
 <file path=word/header2.xml><?xml version="1.0" encoding="utf-8"?>
-<w:hdr xmlns:wpc="http://schemas.microsoft.com/office/word/2010/wordprocessingCanvas" xmlns:cx="http://schemas.microsoft.com/office/drawing/2014/chartex" xmlns:cx1="http://schemas.microsoft.com/office/drawing/2015/9/8/chartex" xmlns:cx2="http://schemas.microsoft.com/office/drawing/2015/10/21/chartex" xmlns:cx3="http://schemas.microsoft.com/office/drawing/2016/5/9/chartex" xmlns:cx4="http://schemas.microsoft.com/office/drawing/2016/5/10/chartex" xmlns:cx5="http://schemas.microsoft.com/office/drawing/2016/5/11/chartex" xmlns:cx6="http://schemas.microsoft.com/office/drawing/2016/5/12/chartex" xmlns:cx7="http://schemas.microsoft.com/office/drawing/2016/5/13/chartex" xmlns:cx8="http://schemas.microsoft.com/office/drawing/2016/5/14/chartex" xmlns:mc="http://schemas.openxmlformats.org/markup-compatibility/2006" xmlns:aink="http://schemas.microsoft.com/office/drawing/2016/ink" xmlns:am3d="http://schemas.microsoft.com/office/drawing/2017/model3d" xmlns:o="urn:schemas-microsoft-com:office:office" xmlns:oel="http://schemas.microsoft.com/office/2019/extlst" xmlns:r="http://schemas.openxmlformats.org/officeDocument/2006/relationships" xmlns:m="http://schemas.openxmlformats.org/officeDocument/2006/math" xmlns:v="urn:schemas-microsoft-com:vml" xmlns:wp14="http://schemas.microsoft.com/office/word/2010/wordprocessingDrawing" xmlns:wp="http://schemas.openxmlformats.org/drawingml/2006/wordprocessingDrawing" xmlns:w10="urn:schemas-microsoft-com:office:word" xmlns:w="http://schemas.openxmlformats.org/wordprocessingml/2006/main" xmlns:w14="http://schemas.microsoft.com/office/word/2010/wordml" xmlns:w15="http://schemas.microsoft.com/office/word/2012/wordml" xmlns:w16cex="http://schemas.microsoft.com/office/word/2018/wordml/cex" xmlns:w16cid="http://schemas.microsoft.com/office/word/2016/wordml/cid" xmlns:w16="http://schemas.microsoft.com/office/word/2018/wordml" xmlns:w16du="http://schemas.microsoft.com/office/word/2023/wordml/word16du" xmlns:w16sdtdh="http://schemas.microsoft.com/office/word/2020/wordml/sdtdatahash" xmlns:w16se="http://schemas.microsoft.com/office/word/2015/wordml/symex" xmlns:wpg="http://schemas.microsoft.com/office/word/2010/wordprocessingGroup" xmlns:wpi="http://schemas.microsoft.com/office/word/2010/wordprocessingInk" xmlns:wne="http://schemas.microsoft.com/office/word/2006/wordml" xmlns:wps="http://schemas.microsoft.com/office/word/2010/wordprocessingShape" mc:Ignorable="w14 w15 w16se w16cid w16 w16cex w16sdtdh w16du wp14">
+<w:hdr xmlns:wpc="http://schemas.microsoft.com/office/word/2010/wordprocessingCanvas" xmlns:cx="http://schemas.microsoft.com/office/drawing/2014/chartex" xmlns:cx1="http://schemas.microsoft.com/office/drawing/2015/9/8/chartex" xmlns:cx2="http://schemas.microsoft.com/office/drawing/2015/10/21/chartex" xmlns:cx3="http://schemas.microsoft.com/office/drawing/2016/5/9/chartex" xmlns:cx4="http://schemas.microsoft.com/office/drawing/2016/5/10/chartex" xmlns:cx5="http://schemas.microsoft.com/office/drawing/2016/5/11/chartex" xmlns:cx6="http://schemas.microsoft.com/office/drawing/2016/5/12/chartex" xmlns:cx7="http://schemas.microsoft.com/office/drawing/2016/5/13/chartex" xmlns:cx8="http://schemas.microsoft.com/office/drawing/2016/5/14/chartex" xmlns:mc="http://schemas.openxmlformats.org/markup-compatibility/2006" xmlns:aink="http://schemas.microsoft.com/office/drawing/2016/ink" xmlns:am3d="http://schemas.microsoft.com/office/drawing/2017/model3d" xmlns:o="urn:schemas-microsoft-com:office:office" xmlns:oel="http://schemas.microsoft.com/office/2019/extlst" xmlns:r="http://schemas.openxmlformats.org/officeDocument/2006/relationships" xmlns:m="http://schemas.openxmlformats.org/officeDocument/2006/math" xmlns:v="urn:schemas-microsoft-com:vml" xmlns:wp14="http://schemas.microsoft.com/office/word/2010/wordprocessingDrawing" xmlns:wp="http://schemas.openxmlformats.org/drawingml/2006/wordprocessingDrawing" xmlns:w10="urn:schemas-microsoft-com:office:word" xmlns:w="http://schemas.openxmlformats.org/wordprocessingml/2006/main" xmlns:w14="http://schemas.microsoft.com/office/word/2010/wordml" xmlns:w15="http://schemas.microsoft.com/office/word/2012/wordml" xmlns:w16cex="http://schemas.microsoft.com/office/word/2018/wordml/cex" xmlns:w16cid="http://schemas.microsoft.com/office/word/2016/wordml/cid" xmlns:w16="http://schemas.microsoft.com/office/word/2018/wordml" xmlns:w16du="http://schemas.microsoft.com/office/word/2023/wordml/word16du" xmlns:w16sdtdh="http://schemas.microsoft.com/office/word/2020/wordml/sdtdatahash" xmlns:w16sdtfl="http://schemas.microsoft.com/office/word/2024/wordml/sdtformatlock" xmlns:w16se="http://schemas.microsoft.com/office/word/2015/wordml/symex" xmlns:wpg="http://schemas.microsoft.com/office/word/2010/wordprocessingGroup" xmlns:wpi="http://schemas.microsoft.com/office/word/2010/wordprocessingInk" xmlns:wne="http://schemas.microsoft.com/office/word/2006/wordml" xmlns:wps="http://schemas.microsoft.com/office/word/2010/wordprocessingShape" mc:Ignorable="w14 w15 w16se w16cid w16 w16cex w16sdtdh w16sdtfl w16du wp14">
   <w:p>
     <w:pPr>
       <w:pStyle w:val="Kopfzeile"/>
@@ -3248,7 +2716,7 @@
 </file>
 
 <file path=word/numbering.xml><?xml version="1.0" encoding="utf-8"?>
-<w:numbering xmlns:wpc="http://schemas.microsoft.com/office/word/2010/wordprocessingCanvas" xmlns:cx="http://schemas.microsoft.com/office/drawing/2014/chartex" xmlns:cx1="http://schemas.microsoft.com/office/drawing/2015/9/8/chartex" xmlns:cx2="http://schemas.microsoft.com/office/drawing/2015/10/21/chartex" xmlns:cx3="http://schemas.microsoft.com/office/drawing/2016/5/9/chartex" xmlns:cx4="http://schemas.microsoft.com/office/drawing/2016/5/10/chartex" xmlns:cx5="http://schemas.microsoft.com/office/drawing/2016/5/11/chartex" xmlns:cx6="http://schemas.microsoft.com/office/drawing/2016/5/12/chartex" xmlns:cx7="http://schemas.microsoft.com/office/drawing/2016/5/13/chartex" xmlns:cx8="http://schemas.microsoft.com/office/drawing/2016/5/14/chartex" xmlns:mc="http://schemas.openxmlformats.org/markup-compatibility/2006" xmlns:aink="http://schemas.microsoft.com/office/drawing/2016/ink" xmlns:am3d="http://schemas.microsoft.com/office/drawing/2017/model3d" xmlns:o="urn:schemas-microsoft-com:office:office" xmlns:oel="http://schemas.microsoft.com/office/2019/extlst" xmlns:r="http://schemas.openxmlformats.org/officeDocument/2006/relationships" xmlns:m="http://schemas.openxmlformats.org/officeDocument/2006/math" xmlns:v="urn:schemas-microsoft-com:vml" xmlns:wp14="http://schemas.microsoft.com/office/word/2010/wordprocessingDrawing" xmlns:wp="http://schemas.openxmlformats.org/drawingml/2006/wordprocessingDrawing" xmlns:w10="urn:schemas-microsoft-com:office:word" xmlns:w="http://schemas.openxmlformats.org/wordprocessingml/2006/main" xmlns:w14="http://schemas.microsoft.com/office/word/2010/wordml" xmlns:w15="http://schemas.microsoft.com/office/word/2012/wordml" xmlns:w16cex="http://schemas.microsoft.com/office/word/2018/wordml/cex" xmlns:w16cid="http://schemas.microsoft.com/office/word/2016/wordml/cid" xmlns:w16="http://schemas.microsoft.com/office/word/2018/wordml" xmlns:w16du="http://schemas.microsoft.com/office/word/2023/wordml/word16du" xmlns:w16sdtdh="http://schemas.microsoft.com/office/word/2020/wordml/sdtdatahash" xmlns:w16se="http://schemas.microsoft.com/office/word/2015/wordml/symex" xmlns:wpg="http://schemas.microsoft.com/office/word/2010/wordprocessingGroup" xmlns:wpi="http://schemas.microsoft.com/office/word/2010/wordprocessingInk" xmlns:wne="http://schemas.microsoft.com/office/word/2006/wordml" xmlns:wps="http://schemas.microsoft.com/office/word/2010/wordprocessingShape" mc:Ignorable="w14 w15 w16se w16cid w16 w16cex w16sdtdh w16du wp14">
+<w:numbering xmlns:wpc="http://schemas.microsoft.com/office/word/2010/wordprocessingCanvas" xmlns:cx="http://schemas.microsoft.com/office/drawing/2014/chartex" xmlns:cx1="http://schemas.microsoft.com/office/drawing/2015/9/8/chartex" xmlns:cx2="http://schemas.microsoft.com/office/drawing/2015/10/21/chartex" xmlns:cx3="http://schemas.microsoft.com/office/drawing/2016/5/9/chartex" xmlns:cx4="http://schemas.microsoft.com/office/drawing/2016/5/10/chartex" xmlns:cx5="http://schemas.microsoft.com/office/drawing/2016/5/11/chartex" xmlns:cx6="http://schemas.microsoft.com/office/drawing/2016/5/12/chartex" xmlns:cx7="http://schemas.microsoft.com/office/drawing/2016/5/13/chartex" xmlns:cx8="http://schemas.microsoft.com/office/drawing/2016/5/14/chartex" xmlns:mc="http://schemas.openxmlformats.org/markup-compatibility/2006" xmlns:aink="http://schemas.microsoft.com/office/drawing/2016/ink" xmlns:am3d="http://schemas.microsoft.com/office/drawing/2017/model3d" xmlns:o="urn:schemas-microsoft-com:office:office" xmlns:oel="http://schemas.microsoft.com/office/2019/extlst" xmlns:r="http://schemas.openxmlformats.org/officeDocument/2006/relationships" xmlns:m="http://schemas.openxmlformats.org/officeDocument/2006/math" xmlns:v="urn:schemas-microsoft-com:vml" xmlns:wp14="http://schemas.microsoft.com/office/word/2010/wordprocessingDrawing" xmlns:wp="http://schemas.openxmlformats.org/drawingml/2006/wordprocessingDrawing" xmlns:w10="urn:schemas-microsoft-com:office:word" xmlns:w="http://schemas.openxmlformats.org/wordprocessingml/2006/main" xmlns:w14="http://schemas.microsoft.com/office/word/2010/wordml" xmlns:w15="http://schemas.microsoft.com/office/word/2012/wordml" xmlns:w16cex="http://schemas.microsoft.com/office/word/2018/wordml/cex" xmlns:w16cid="http://schemas.microsoft.com/office/word/2016/wordml/cid" xmlns:w16="http://schemas.microsoft.com/office/word/2018/wordml" xmlns:w16du="http://schemas.microsoft.com/office/word/2023/wordml/word16du" xmlns:w16sdtdh="http://schemas.microsoft.com/office/word/2020/wordml/sdtdatahash" xmlns:w16sdtfl="http://schemas.microsoft.com/office/word/2024/wordml/sdtformatlock" xmlns:w16se="http://schemas.microsoft.com/office/word/2015/wordml/symex" xmlns:wpg="http://schemas.microsoft.com/office/word/2010/wordprocessingGroup" xmlns:wpi="http://schemas.microsoft.com/office/word/2010/wordprocessingInk" xmlns:wne="http://schemas.microsoft.com/office/word/2006/wordml" xmlns:wps="http://schemas.microsoft.com/office/word/2010/wordprocessingShape" mc:Ignorable="w14 w15 w16se w16cid w16 w16cex w16sdtdh w16sdtfl w16du wp14">
   <w:abstractNum w:abstractNumId="0" w15:restartNumberingAfterBreak="0">
     <w:nsid w:val="09B04B5C"/>
     <w:multiLevelType w:val="hybridMultilevel"/>
@@ -3572,7 +3040,7 @@
 </file>
 
 <file path=word/styles.xml><?xml version="1.0" encoding="utf-8"?>
-<w:styles xmlns:mc="http://schemas.openxmlformats.org/markup-compatibility/2006" xmlns:r="http://schemas.openxmlformats.org/officeDocument/2006/relationships" xmlns:w="http://schemas.openxmlformats.org/wordprocessingml/2006/main" xmlns:w14="http://schemas.microsoft.com/office/word/2010/wordml" xmlns:w15="http://schemas.microsoft.com/office/word/2012/wordml" xmlns:w16cex="http://schemas.microsoft.com/office/word/2018/wordml/cex" xmlns:w16cid="http://schemas.microsoft.com/office/word/2016/wordml/cid" xmlns:w16="http://schemas.microsoft.com/office/word/2018/wordml" xmlns:w16du="http://schemas.microsoft.com/office/word/2023/wordml/word16du" xmlns:w16sdtdh="http://schemas.microsoft.com/office/word/2020/wordml/sdtdatahash" xmlns:w16se="http://schemas.microsoft.com/office/word/2015/wordml/symex" mc:Ignorable="w14 w15 w16se w16cid w16 w16cex w16sdtdh w16du">
+<w:styles xmlns:mc="http://schemas.openxmlformats.org/markup-compatibility/2006" xmlns:r="http://schemas.openxmlformats.org/officeDocument/2006/relationships" xmlns:w="http://schemas.openxmlformats.org/wordprocessingml/2006/main" xmlns:w14="http://schemas.microsoft.com/office/word/2010/wordml" xmlns:w15="http://schemas.microsoft.com/office/word/2012/wordml" xmlns:w16cex="http://schemas.microsoft.com/office/word/2018/wordml/cex" xmlns:w16cid="http://schemas.microsoft.com/office/word/2016/wordml/cid" xmlns:w16="http://schemas.microsoft.com/office/word/2018/wordml" xmlns:w16du="http://schemas.microsoft.com/office/word/2023/wordml/word16du" xmlns:w16sdtdh="http://schemas.microsoft.com/office/word/2020/wordml/sdtdatahash" xmlns:w16sdtfl="http://schemas.microsoft.com/office/word/2024/wordml/sdtformatlock" xmlns:w16se="http://schemas.microsoft.com/office/word/2015/wordml/symex" mc:Ignorable="w14 w15 w16se w16cid w16 w16cex w16sdtdh w16sdtfl w16du">
   <w:docDefaults>
     <w:rPrDefault>
       <w:rPr>

--- a/contao/templates/docx/event_rapport_tour.docx
+++ b/contao/templates/docx/event_rapport_tour.docx
@@ -924,7 +924,21 @@
                 <w:sz w:val="20"/>
                 <w:szCs w:val="20"/>
               </w:rPr>
-              <w:t>} W und ${countM</w:t>
+              <w:t>} W</w:t>
+            </w:r>
+            <w:r>
+              <w:rPr>
+                <w:sz w:val="20"/>
+                <w:szCs w:val="20"/>
+              </w:rPr>
+              <w:t xml:space="preserve">, </w:t>
+            </w:r>
+            <w:r>
+              <w:rPr>
+                <w:sz w:val="20"/>
+                <w:szCs w:val="20"/>
+              </w:rPr>
+              <w:t>${countM</w:t>
             </w:r>
             <w:r>
               <w:rPr>
@@ -939,6 +953,13 @@
                 <w:szCs w:val="20"/>
               </w:rPr>
               <w:t>} M</w:t>
+            </w:r>
+            <w:r>
+              <w:rPr>
+                <w:sz w:val="20"/>
+                <w:szCs w:val="20"/>
+              </w:rPr>
+              <w:t>, ${countDivers} D</w:t>
             </w:r>
           </w:p>
         </w:tc>

--- a/contao/templates/docx/event_rapport_tour.docx
+++ b/contao/templates/docx/event_rapport_tour.docx
@@ -38,7 +38,7 @@
     </w:p>
     <w:tbl>
       <w:tblPr>
-        <w:tblW w:w="0" w:type="auto"/>
+        <w:tblW w:w="9639" w:type="dxa"/>
         <w:tblBorders>
           <w:top w:val="single" w:sz="4" w:space="0" w:color="auto"/>
           <w:left w:val="single" w:sz="4" w:space="0" w:color="auto"/>
@@ -50,22 +50,21 @@
         <w:tblLook w:val="04A0" w:firstRow="1" w:lastRow="0" w:firstColumn="1" w:lastColumn="0" w:noHBand="0" w:noVBand="1"/>
       </w:tblPr>
       <w:tblGrid>
-        <w:gridCol w:w="985"/>
-        <w:gridCol w:w="3884"/>
-        <w:gridCol w:w="1684"/>
-        <w:gridCol w:w="3087"/>
+        <w:gridCol w:w="1418"/>
+        <w:gridCol w:w="3544"/>
+        <w:gridCol w:w="1559"/>
+        <w:gridCol w:w="3118"/>
       </w:tblGrid>
       <w:tr>
         <w:tc>
           <w:tcPr>
-            <w:tcW w:w="988" w:type="dxa"/>
+            <w:tcW w:w="1418" w:type="dxa"/>
             <w:tcBorders>
               <w:top w:val="nil"/>
               <w:left w:val="nil"/>
               <w:bottom w:val="nil"/>
               <w:right w:val="nil"/>
             </w:tcBorders>
-            <w:shd w:val="clear" w:color="auto" w:fill="auto"/>
           </w:tcPr>
           <w:p>
             <w:pPr>
@@ -88,14 +87,13 @@
         </w:tc>
         <w:tc>
           <w:tcPr>
-            <w:tcW w:w="3940" w:type="dxa"/>
+            <w:tcW w:w="3544" w:type="dxa"/>
             <w:tcBorders>
               <w:top w:val="nil"/>
               <w:left w:val="nil"/>
               <w:bottom w:val="nil"/>
               <w:right w:val="nil"/>
             </w:tcBorders>
-            <w:shd w:val="clear" w:color="auto" w:fill="auto"/>
           </w:tcPr>
           <w:p>
             <w:pPr>
@@ -110,20 +108,35 @@
                 <w:sz w:val="20"/>
                 <w:szCs w:val="20"/>
               </w:rPr>
-              <w:t>${eventTitle}</w:t>
-            </w:r>
-          </w:p>
-        </w:tc>
-        <w:tc>
-          <w:tcPr>
-            <w:tcW w:w="1701" w:type="dxa"/>
+              <w:t>${</w:t>
+            </w:r>
+            <w:proofErr w:type="spellStart"/>
+            <w:r>
+              <w:rPr>
+                <w:sz w:val="20"/>
+                <w:szCs w:val="20"/>
+              </w:rPr>
+              <w:t>eventTitle</w:t>
+            </w:r>
+            <w:proofErr w:type="spellEnd"/>
+            <w:r>
+              <w:rPr>
+                <w:sz w:val="20"/>
+                <w:szCs w:val="20"/>
+              </w:rPr>
+              <w:t>}</w:t>
+            </w:r>
+          </w:p>
+        </w:tc>
+        <w:tc>
+          <w:tcPr>
+            <w:tcW w:w="1559" w:type="dxa"/>
             <w:tcBorders>
               <w:top w:val="nil"/>
               <w:left w:val="nil"/>
               <w:bottom w:val="nil"/>
               <w:right w:val="nil"/>
             </w:tcBorders>
-            <w:shd w:val="clear" w:color="auto" w:fill="auto"/>
           </w:tcPr>
           <w:p>
             <w:pPr>
@@ -153,7 +166,6 @@
               <w:bottom w:val="nil"/>
               <w:right w:val="nil"/>
             </w:tcBorders>
-            <w:shd w:val="clear" w:color="auto" w:fill="auto"/>
           </w:tcPr>
           <w:p>
             <w:pPr>
@@ -170,6 +182,7 @@
               </w:rPr>
               <w:t>${</w:t>
             </w:r>
+            <w:proofErr w:type="spellStart"/>
             <w:r>
               <w:rPr>
                 <w:sz w:val="20"/>
@@ -189,7 +202,15 @@
                 <w:sz w:val="20"/>
                 <w:szCs w:val="20"/>
               </w:rPr>
-              <w:t>ransport}</w:t>
+              <w:t>ransport</w:t>
+            </w:r>
+            <w:proofErr w:type="spellEnd"/>
+            <w:r>
+              <w:rPr>
+                <w:sz w:val="20"/>
+                <w:szCs w:val="20"/>
+              </w:rPr>
+              <w:t>}</w:t>
             </w:r>
           </w:p>
         </w:tc>
@@ -197,14 +218,13 @@
       <w:tr>
         <w:tc>
           <w:tcPr>
-            <w:tcW w:w="988" w:type="dxa"/>
+            <w:tcW w:w="1418" w:type="dxa"/>
             <w:tcBorders>
               <w:top w:val="nil"/>
               <w:left w:val="nil"/>
               <w:bottom w:val="nil"/>
               <w:right w:val="nil"/>
             </w:tcBorders>
-            <w:shd w:val="clear" w:color="auto" w:fill="auto"/>
           </w:tcPr>
           <w:p>
             <w:pPr>
@@ -227,14 +247,13 @@
         </w:tc>
         <w:tc>
           <w:tcPr>
-            <w:tcW w:w="3940" w:type="dxa"/>
+            <w:tcW w:w="3544" w:type="dxa"/>
             <w:tcBorders>
               <w:top w:val="nil"/>
               <w:left w:val="nil"/>
               <w:bottom w:val="nil"/>
               <w:right w:val="nil"/>
             </w:tcBorders>
-            <w:shd w:val="clear" w:color="auto" w:fill="auto"/>
           </w:tcPr>
           <w:p>
             <w:pPr>
@@ -249,20 +268,35 @@
                 <w:sz w:val="20"/>
                 <w:szCs w:val="20"/>
               </w:rPr>
-              <w:t>${eventDates}</w:t>
-            </w:r>
-          </w:p>
-        </w:tc>
-        <w:tc>
-          <w:tcPr>
-            <w:tcW w:w="1701" w:type="dxa"/>
+              <w:t>${</w:t>
+            </w:r>
+            <w:proofErr w:type="spellStart"/>
+            <w:r>
+              <w:rPr>
+                <w:sz w:val="20"/>
+                <w:szCs w:val="20"/>
+              </w:rPr>
+              <w:t>eventDates</w:t>
+            </w:r>
+            <w:proofErr w:type="spellEnd"/>
+            <w:r>
+              <w:rPr>
+                <w:sz w:val="20"/>
+                <w:szCs w:val="20"/>
+              </w:rPr>
+              <w:t>}</w:t>
+            </w:r>
+          </w:p>
+        </w:tc>
+        <w:tc>
+          <w:tcPr>
+            <w:tcW w:w="1559" w:type="dxa"/>
             <w:tcBorders>
               <w:top w:val="nil"/>
               <w:left w:val="nil"/>
               <w:bottom w:val="nil"/>
               <w:right w:val="nil"/>
             </w:tcBorders>
-            <w:shd w:val="clear" w:color="auto" w:fill="auto"/>
           </w:tcPr>
           <w:p>
             <w:pPr>
@@ -292,7 +326,6 @@
               <w:bottom w:val="nil"/>
               <w:right w:val="nil"/>
             </w:tcBorders>
-            <w:shd w:val="clear" w:color="auto" w:fill="auto"/>
           </w:tcPr>
           <w:p>
             <w:pPr>
@@ -307,7 +340,23 @@
                 <w:sz w:val="20"/>
                 <w:szCs w:val="20"/>
               </w:rPr>
-              <w:t>${eventDuration}</w:t>
+              <w:t>${</w:t>
+            </w:r>
+            <w:proofErr w:type="spellStart"/>
+            <w:r>
+              <w:rPr>
+                <w:sz w:val="20"/>
+                <w:szCs w:val="20"/>
+              </w:rPr>
+              <w:t>eventDuration</w:t>
+            </w:r>
+            <w:proofErr w:type="spellEnd"/>
+            <w:r>
+              <w:rPr>
+                <w:sz w:val="20"/>
+                <w:szCs w:val="20"/>
+              </w:rPr>
+              <w:t>}</w:t>
             </w:r>
           </w:p>
         </w:tc>
@@ -328,15 +377,14 @@
         <w:tblLook w:val="04A0" w:firstRow="1" w:lastRow="0" w:firstColumn="1" w:lastColumn="0" w:noHBand="0" w:noVBand="1"/>
       </w:tblPr>
       <w:tblGrid>
-        <w:gridCol w:w="4878"/>
-        <w:gridCol w:w="1683"/>
-        <w:gridCol w:w="3079"/>
+        <w:gridCol w:w="4962"/>
+        <w:gridCol w:w="1559"/>
+        <w:gridCol w:w="3119"/>
       </w:tblGrid>
       <w:tr>
         <w:tc>
           <w:tcPr>
-            <w:tcW w:w="4928" w:type="dxa"/>
-            <w:shd w:val="clear" w:color="auto" w:fill="auto"/>
+            <w:tcW w:w="4962" w:type="dxa"/>
           </w:tcPr>
           <w:p>
             <w:pPr>
@@ -359,7 +407,15 @@
                 <w:sz w:val="20"/>
                 <w:szCs w:val="20"/>
               </w:rPr>
-              <w:t xml:space="preserve"> ${eventHasExecuted</w:t>
+              <w:t xml:space="preserve"> ${</w:t>
+            </w:r>
+            <w:proofErr w:type="spellStart"/>
+            <w:r>
+              <w:rPr>
+                <w:sz w:val="20"/>
+                <w:szCs w:val="20"/>
+              </w:rPr>
+              <w:t>eventHasExecuted</w:t>
             </w:r>
             <w:r>
               <w:rPr>
@@ -368,6 +424,7 @@
               </w:rPr>
               <w:t>LikePredicted</w:t>
             </w:r>
+            <w:proofErr w:type="spellEnd"/>
             <w:r>
               <w:rPr>
                 <w:sz w:val="20"/>
@@ -379,8 +436,7 @@
         </w:tc>
         <w:tc>
           <w:tcPr>
-            <w:tcW w:w="1701" w:type="dxa"/>
-            <w:shd w:val="clear" w:color="auto" w:fill="auto"/>
+            <w:tcW w:w="1559" w:type="dxa"/>
           </w:tcPr>
           <w:p>
             <w:pPr>
@@ -402,8 +458,7 @@
         </w:tc>
         <w:tc>
           <w:tcPr>
-            <w:tcW w:w="3118" w:type="dxa"/>
-            <w:shd w:val="clear" w:color="auto" w:fill="auto"/>
+            <w:tcW w:w="3119" w:type="dxa"/>
           </w:tcPr>
           <w:p>
             <w:pPr>
@@ -418,14 +473,30 @@
                 <w:sz w:val="20"/>
                 <w:szCs w:val="20"/>
               </w:rPr>
-              <w:t>${event</w:t>
-            </w:r>
-            <w:r>
-              <w:rPr>
-                <w:sz w:val="20"/>
-                <w:szCs w:val="20"/>
-              </w:rPr>
-              <w:t>Canceled}</w:t>
+              <w:t>${</w:t>
+            </w:r>
+            <w:proofErr w:type="spellStart"/>
+            <w:r>
+              <w:rPr>
+                <w:sz w:val="20"/>
+                <w:szCs w:val="20"/>
+              </w:rPr>
+              <w:t>event</w:t>
+            </w:r>
+            <w:r>
+              <w:rPr>
+                <w:sz w:val="20"/>
+                <w:szCs w:val="20"/>
+              </w:rPr>
+              <w:t>Canceled</w:t>
+            </w:r>
+            <w:proofErr w:type="spellEnd"/>
+            <w:r>
+              <w:rPr>
+                <w:sz w:val="20"/>
+                <w:szCs w:val="20"/>
+              </w:rPr>
+              <w:t>}</w:t>
             </w:r>
           </w:p>
         </w:tc>
@@ -466,7 +537,6 @@
               <w:bottom w:val="nil"/>
               <w:right w:val="nil"/>
             </w:tcBorders>
-            <w:shd w:val="clear" w:color="auto" w:fill="auto"/>
           </w:tcPr>
           <w:p>
             <w:pPr>
@@ -511,7 +581,23 @@
                 <w:sz w:val="20"/>
                 <w:szCs w:val="20"/>
               </w:rPr>
-              <w:t>${eventSubstitutionText}</w:t>
+              <w:t>${</w:t>
+            </w:r>
+            <w:proofErr w:type="spellStart"/>
+            <w:r>
+              <w:rPr>
+                <w:sz w:val="20"/>
+                <w:szCs w:val="20"/>
+              </w:rPr>
+              <w:t>eventSubstitutionText</w:t>
+            </w:r>
+            <w:proofErr w:type="spellEnd"/>
+            <w:r>
+              <w:rPr>
+                <w:sz w:val="20"/>
+                <w:szCs w:val="20"/>
+              </w:rPr>
+              <w:t>}</w:t>
             </w:r>
           </w:p>
           <w:p>
@@ -574,7 +660,6 @@
         <w:tc>
           <w:tcPr>
             <w:tcW w:w="2410" w:type="dxa"/>
-            <w:shd w:val="clear" w:color="auto" w:fill="auto"/>
           </w:tcPr>
           <w:p>
             <w:pPr>
@@ -598,7 +683,6 @@
         <w:tc>
           <w:tcPr>
             <w:tcW w:w="2126" w:type="dxa"/>
-            <w:shd w:val="clear" w:color="auto" w:fill="auto"/>
           </w:tcPr>
           <w:p>
             <w:pPr>
@@ -620,7 +704,6 @@
         <w:tc>
           <w:tcPr>
             <w:tcW w:w="5211" w:type="dxa"/>
-            <w:shd w:val="clear" w:color="auto" w:fill="auto"/>
           </w:tcPr>
           <w:p>
             <w:pPr>
@@ -635,7 +718,23 @@
                 <w:sz w:val="20"/>
                 <w:szCs w:val="20"/>
               </w:rPr>
-              <w:t>${eventInstructorName}</w:t>
+              <w:t>${</w:t>
+            </w:r>
+            <w:proofErr w:type="spellStart"/>
+            <w:r>
+              <w:rPr>
+                <w:sz w:val="20"/>
+                <w:szCs w:val="20"/>
+              </w:rPr>
+              <w:t>eventInstructorName</w:t>
+            </w:r>
+            <w:proofErr w:type="spellEnd"/>
+            <w:r>
+              <w:rPr>
+                <w:sz w:val="20"/>
+                <w:szCs w:val="20"/>
+              </w:rPr>
+              <w:t>}</w:t>
             </w:r>
           </w:p>
         </w:tc>
@@ -644,7 +743,6 @@
         <w:tc>
           <w:tcPr>
             <w:tcW w:w="2410" w:type="dxa"/>
-            <w:shd w:val="clear" w:color="auto" w:fill="auto"/>
           </w:tcPr>
           <w:p>
             <w:pPr>
@@ -660,7 +758,6 @@
         <w:tc>
           <w:tcPr>
             <w:tcW w:w="2126" w:type="dxa"/>
-            <w:shd w:val="clear" w:color="auto" w:fill="auto"/>
           </w:tcPr>
           <w:p>
             <w:pPr>
@@ -682,7 +779,6 @@
         <w:tc>
           <w:tcPr>
             <w:tcW w:w="5211" w:type="dxa"/>
-            <w:shd w:val="clear" w:color="auto" w:fill="auto"/>
           </w:tcPr>
           <w:p>
             <w:pPr>
@@ -697,7 +793,23 @@
                 <w:sz w:val="20"/>
                 <w:szCs w:val="20"/>
               </w:rPr>
-              <w:t>${eventInstructorStreet}</w:t>
+              <w:t>${</w:t>
+            </w:r>
+            <w:proofErr w:type="spellStart"/>
+            <w:r>
+              <w:rPr>
+                <w:sz w:val="20"/>
+                <w:szCs w:val="20"/>
+              </w:rPr>
+              <w:t>eventInstructorStreet</w:t>
+            </w:r>
+            <w:proofErr w:type="spellEnd"/>
+            <w:r>
+              <w:rPr>
+                <w:sz w:val="20"/>
+                <w:szCs w:val="20"/>
+              </w:rPr>
+              <w:t>}</w:t>
             </w:r>
           </w:p>
         </w:tc>
@@ -706,7 +818,6 @@
         <w:tc>
           <w:tcPr>
             <w:tcW w:w="2410" w:type="dxa"/>
-            <w:shd w:val="clear" w:color="auto" w:fill="auto"/>
           </w:tcPr>
           <w:p>
             <w:pPr>
@@ -722,7 +833,6 @@
         <w:tc>
           <w:tcPr>
             <w:tcW w:w="2126" w:type="dxa"/>
-            <w:shd w:val="clear" w:color="auto" w:fill="auto"/>
           </w:tcPr>
           <w:p>
             <w:pPr>
@@ -744,7 +854,6 @@
         <w:tc>
           <w:tcPr>
             <w:tcW w:w="5211" w:type="dxa"/>
-            <w:shd w:val="clear" w:color="auto" w:fill="auto"/>
           </w:tcPr>
           <w:p>
             <w:pPr>
@@ -759,7 +868,23 @@
                 <w:sz w:val="20"/>
                 <w:szCs w:val="20"/>
               </w:rPr>
-              <w:t>${eventInstructorPostalCity}</w:t>
+              <w:t>${</w:t>
+            </w:r>
+            <w:proofErr w:type="spellStart"/>
+            <w:r>
+              <w:rPr>
+                <w:sz w:val="20"/>
+                <w:szCs w:val="20"/>
+              </w:rPr>
+              <w:t>eventInstructorPostalCity</w:t>
+            </w:r>
+            <w:proofErr w:type="spellEnd"/>
+            <w:r>
+              <w:rPr>
+                <w:sz w:val="20"/>
+                <w:szCs w:val="20"/>
+              </w:rPr>
+              <w:t>}</w:t>
             </w:r>
           </w:p>
         </w:tc>
@@ -771,7 +896,6 @@
         <w:tc>
           <w:tcPr>
             <w:tcW w:w="2410" w:type="dxa"/>
-            <w:shd w:val="clear" w:color="auto" w:fill="auto"/>
           </w:tcPr>
           <w:p>
             <w:pPr>
@@ -787,7 +911,6 @@
         <w:tc>
           <w:tcPr>
             <w:tcW w:w="2126" w:type="dxa"/>
-            <w:shd w:val="clear" w:color="auto" w:fill="auto"/>
           </w:tcPr>
           <w:p>
             <w:pPr>
@@ -809,7 +932,6 @@
         <w:tc>
           <w:tcPr>
             <w:tcW w:w="5211" w:type="dxa"/>
-            <w:shd w:val="clear" w:color="auto" w:fill="auto"/>
           </w:tcPr>
           <w:p>
             <w:pPr>
@@ -824,7 +946,23 @@
                 <w:sz w:val="20"/>
                 <w:szCs w:val="20"/>
               </w:rPr>
-              <w:t>${eventInstructorPhone}</w:t>
+              <w:t>${</w:t>
+            </w:r>
+            <w:proofErr w:type="spellStart"/>
+            <w:r>
+              <w:rPr>
+                <w:sz w:val="20"/>
+                <w:szCs w:val="20"/>
+              </w:rPr>
+              <w:t>eventInstructorPhone</w:t>
+            </w:r>
+            <w:proofErr w:type="spellEnd"/>
+            <w:r>
+              <w:rPr>
+                <w:sz w:val="20"/>
+                <w:szCs w:val="20"/>
+              </w:rPr>
+              <w:t>}</w:t>
             </w:r>
           </w:p>
         </w:tc>
@@ -833,7 +971,6 @@
         <w:tc>
           <w:tcPr>
             <w:tcW w:w="2410" w:type="dxa"/>
-            <w:shd w:val="clear" w:color="auto" w:fill="auto"/>
           </w:tcPr>
           <w:p>
             <w:pPr>
@@ -866,7 +1003,6 @@
         <w:tc>
           <w:tcPr>
             <w:tcW w:w="2126" w:type="dxa"/>
-            <w:shd w:val="clear" w:color="auto" w:fill="auto"/>
           </w:tcPr>
           <w:p>
             <w:pPr>
@@ -881,7 +1017,23 @@
                 <w:sz w:val="20"/>
                 <w:szCs w:val="20"/>
               </w:rPr>
-              <w:t>${countParticipants}</w:t>
+              <w:t>${</w:t>
+            </w:r>
+            <w:proofErr w:type="spellStart"/>
+            <w:r>
+              <w:rPr>
+                <w:sz w:val="20"/>
+                <w:szCs w:val="20"/>
+              </w:rPr>
+              <w:t>countParticipants</w:t>
+            </w:r>
+            <w:proofErr w:type="spellEnd"/>
+            <w:r>
+              <w:rPr>
+                <w:sz w:val="20"/>
+                <w:szCs w:val="20"/>
+              </w:rPr>
+              <w:t>}</w:t>
             </w:r>
             <w:r>
               <w:rPr>
@@ -895,7 +1047,6 @@
         <w:tc>
           <w:tcPr>
             <w:tcW w:w="5211" w:type="dxa"/>
-            <w:shd w:val="clear" w:color="auto" w:fill="auto"/>
           </w:tcPr>
           <w:p>
             <w:pPr>
@@ -910,7 +1061,15 @@
                 <w:sz w:val="20"/>
                 <w:szCs w:val="20"/>
               </w:rPr>
-              <w:t>${count</w:t>
+              <w:t>${</w:t>
+            </w:r>
+            <w:proofErr w:type="spellStart"/>
+            <w:r>
+              <w:rPr>
+                <w:sz w:val="20"/>
+                <w:szCs w:val="20"/>
+              </w:rPr>
+              <w:t>count</w:t>
             </w:r>
             <w:r>
               <w:rPr>
@@ -919,6 +1078,7 @@
               </w:rPr>
               <w:t>Female</w:t>
             </w:r>
+            <w:proofErr w:type="spellEnd"/>
             <w:r>
               <w:rPr>
                 <w:sz w:val="20"/>
@@ -938,7 +1098,15 @@
                 <w:sz w:val="20"/>
                 <w:szCs w:val="20"/>
               </w:rPr>
-              <w:t>${countM</w:t>
+              <w:t>${</w:t>
+            </w:r>
+            <w:proofErr w:type="spellStart"/>
+            <w:r>
+              <w:rPr>
+                <w:sz w:val="20"/>
+                <w:szCs w:val="20"/>
+              </w:rPr>
+              <w:t>countM</w:t>
             </w:r>
             <w:r>
               <w:rPr>
@@ -947,6 +1115,7 @@
               </w:rPr>
               <w:t>ale</w:t>
             </w:r>
+            <w:proofErr w:type="spellEnd"/>
             <w:r>
               <w:rPr>
                 <w:sz w:val="20"/>
@@ -959,7 +1128,23 @@
                 <w:sz w:val="20"/>
                 <w:szCs w:val="20"/>
               </w:rPr>
-              <w:t>, ${countDivers} D</w:t>
+              <w:t>, ${</w:t>
+            </w:r>
+            <w:proofErr w:type="spellStart"/>
+            <w:r>
+              <w:rPr>
+                <w:sz w:val="20"/>
+                <w:szCs w:val="20"/>
+              </w:rPr>
+              <w:t>countDivers</w:t>
+            </w:r>
+            <w:proofErr w:type="spellEnd"/>
+            <w:r>
+              <w:rPr>
+                <w:sz w:val="20"/>
+                <w:szCs w:val="20"/>
+              </w:rPr>
+              <w:t>} D</w:t>
             </w:r>
           </w:p>
         </w:tc>
@@ -1003,7 +1188,6 @@
         <w:tc>
           <w:tcPr>
             <w:tcW w:w="2972" w:type="dxa"/>
-            <w:shd w:val="clear" w:color="auto" w:fill="auto"/>
           </w:tcPr>
           <w:p>
             <w:pPr>
@@ -1027,7 +1211,6 @@
         <w:tc>
           <w:tcPr>
             <w:tcW w:w="6775" w:type="dxa"/>
-            <w:shd w:val="clear" w:color="auto" w:fill="auto"/>
           </w:tcPr>
           <w:p>
             <w:pPr>
@@ -1042,7 +1225,23 @@
                 <w:sz w:val="20"/>
                 <w:szCs w:val="20"/>
               </w:rPr>
-              <w:t>${weatherConditions}</w:t>
+              <w:t>${</w:t>
+            </w:r>
+            <w:proofErr w:type="spellStart"/>
+            <w:r>
+              <w:rPr>
+                <w:sz w:val="20"/>
+                <w:szCs w:val="20"/>
+              </w:rPr>
+              <w:t>weatherConditions</w:t>
+            </w:r>
+            <w:proofErr w:type="spellEnd"/>
+            <w:r>
+              <w:rPr>
+                <w:sz w:val="20"/>
+                <w:szCs w:val="20"/>
+              </w:rPr>
+              <w:t>}</w:t>
             </w:r>
           </w:p>
         </w:tc>
@@ -1051,7 +1250,6 @@
         <w:tc>
           <w:tcPr>
             <w:tcW w:w="2972" w:type="dxa"/>
-            <w:shd w:val="clear" w:color="auto" w:fill="auto"/>
           </w:tcPr>
           <w:p>
             <w:pPr>
@@ -1075,7 +1273,6 @@
         <w:tc>
           <w:tcPr>
             <w:tcW w:w="6775" w:type="dxa"/>
-            <w:shd w:val="clear" w:color="auto" w:fill="auto"/>
           </w:tcPr>
           <w:p>
             <w:pPr>
@@ -1090,7 +1287,23 @@
                 <w:sz w:val="20"/>
                 <w:szCs w:val="20"/>
               </w:rPr>
-              <w:t>${avalancheConditions}</w:t>
+              <w:t>${</w:t>
+            </w:r>
+            <w:proofErr w:type="spellStart"/>
+            <w:r>
+              <w:rPr>
+                <w:sz w:val="20"/>
+                <w:szCs w:val="20"/>
+              </w:rPr>
+              <w:t>avalancheConditions</w:t>
+            </w:r>
+            <w:proofErr w:type="spellEnd"/>
+            <w:r>
+              <w:rPr>
+                <w:sz w:val="20"/>
+                <w:szCs w:val="20"/>
+              </w:rPr>
+              <w:t>}</w:t>
             </w:r>
           </w:p>
         </w:tc>
@@ -1099,7 +1312,6 @@
         <w:tc>
           <w:tcPr>
             <w:tcW w:w="2972" w:type="dxa"/>
-            <w:shd w:val="clear" w:color="auto" w:fill="auto"/>
           </w:tcPr>
           <w:p>
             <w:pPr>
@@ -1123,7 +1335,6 @@
         <w:tc>
           <w:tcPr>
             <w:tcW w:w="6775" w:type="dxa"/>
-            <w:shd w:val="clear" w:color="auto" w:fill="auto"/>
           </w:tcPr>
           <w:p>
             <w:pPr>
@@ -1138,7 +1349,23 @@
                 <w:sz w:val="20"/>
                 <w:szCs w:val="20"/>
               </w:rPr>
-              <w:t>${specialIncidents}</w:t>
+              <w:t>${</w:t>
+            </w:r>
+            <w:proofErr w:type="spellStart"/>
+            <w:r>
+              <w:rPr>
+                <w:sz w:val="20"/>
+                <w:szCs w:val="20"/>
+              </w:rPr>
+              <w:t>specialIncidents</w:t>
+            </w:r>
+            <w:proofErr w:type="spellEnd"/>
+            <w:r>
+              <w:rPr>
+                <w:sz w:val="20"/>
+                <w:szCs w:val="20"/>
+              </w:rPr>
+              <w:t>}</w:t>
             </w:r>
           </w:p>
         </w:tc>
@@ -1147,7 +1374,6 @@
         <w:tc>
           <w:tcPr>
             <w:tcW w:w="2972" w:type="dxa"/>
-            <w:shd w:val="clear" w:color="auto" w:fill="auto"/>
           </w:tcPr>
           <w:p>
             <w:pPr>
@@ -1171,7 +1397,6 @@
         <w:tc>
           <w:tcPr>
             <w:tcW w:w="6775" w:type="dxa"/>
-            <w:shd w:val="clear" w:color="auto" w:fill="auto"/>
           </w:tcPr>
           <w:p>
             <w:pPr>
@@ -1188,6 +1413,7 @@
               </w:rPr>
               <w:t>${</w:t>
             </w:r>
+            <w:proofErr w:type="spellStart"/>
             <w:r>
               <w:rPr>
                 <w:sz w:val="20"/>
@@ -1195,6 +1421,7 @@
               </w:rPr>
               <w:t>eventReportAdditionalNotices</w:t>
             </w:r>
+            <w:proofErr w:type="spellEnd"/>
             <w:r>
               <w:rPr>
                 <w:sz w:val="20"/>
@@ -1227,7 +1454,6 @@
         <w:tc>
           <w:tcPr>
             <w:tcW w:w="4531" w:type="dxa"/>
-            <w:shd w:val="clear" w:color="auto" w:fill="auto"/>
           </w:tcPr>
           <w:p>
             <w:pPr>
@@ -1277,7 +1503,6 @@
             <w:tcBorders>
               <w:bottom w:val="double" w:sz="4" w:space="0" w:color="auto"/>
             </w:tcBorders>
-            <w:shd w:val="clear" w:color="auto" w:fill="auto"/>
           </w:tcPr>
           <w:p>
             <w:pPr>
@@ -1344,35 +1569,50 @@
           <w:sz w:val="20"/>
           <w:szCs w:val="20"/>
         </w:rPr>
-        <w:t>${courseId}</w:t>
+        <w:t>${</w:t>
+      </w:r>
+      <w:proofErr w:type="spellStart"/>
+      <w:r>
+        <w:rPr>
+          <w:sz w:val="20"/>
+          <w:szCs w:val="20"/>
+        </w:rPr>
+        <w:t>courseId</w:t>
+      </w:r>
+      <w:proofErr w:type="spellEnd"/>
+      <w:r>
+        <w:rPr>
+          <w:sz w:val="20"/>
+          <w:szCs w:val="20"/>
+        </w:rPr>
+        <w:t>}</w:t>
       </w:r>
     </w:p>
     <w:tbl>
       <w:tblPr>
         <w:tblW w:w="0" w:type="auto"/>
         <w:tblBorders>
-          <w:top w:val="single" w:sz="4" w:space="0" w:color="auto"/>
-          <w:left w:val="single" w:sz="4" w:space="0" w:color="auto"/>
-          <w:bottom w:val="single" w:sz="4" w:space="0" w:color="auto"/>
-          <w:right w:val="single" w:sz="4" w:space="0" w:color="auto"/>
-          <w:insideH w:val="single" w:sz="4" w:space="0" w:color="auto"/>
-          <w:insideV w:val="single" w:sz="4" w:space="0" w:color="auto"/>
+          <w:top w:val="single" w:sz="2" w:space="0" w:color="auto"/>
+          <w:left w:val="single" w:sz="2" w:space="0" w:color="auto"/>
+          <w:bottom w:val="single" w:sz="2" w:space="0" w:color="auto"/>
+          <w:right w:val="single" w:sz="2" w:space="0" w:color="auto"/>
+          <w:insideH w:val="single" w:sz="2" w:space="0" w:color="auto"/>
+          <w:insideV w:val="single" w:sz="2" w:space="0" w:color="auto"/>
         </w:tblBorders>
         <w:tblLook w:val="04A0" w:firstRow="1" w:lastRow="0" w:firstColumn="1" w:lastColumn="0" w:noHBand="0" w:noVBand="1"/>
       </w:tblPr>
       <w:tblGrid>
-        <w:gridCol w:w="2504"/>
-        <w:gridCol w:w="2526"/>
-        <w:gridCol w:w="1413"/>
-        <w:gridCol w:w="3213"/>
-        <w:gridCol w:w="1560"/>
-        <w:gridCol w:w="4194"/>
+        <w:gridCol w:w="2459"/>
+        <w:gridCol w:w="2967"/>
+        <w:gridCol w:w="1404"/>
+        <w:gridCol w:w="3093"/>
+        <w:gridCol w:w="1539"/>
+        <w:gridCol w:w="3952"/>
       </w:tblGrid>
       <w:tr>
         <w:tc>
           <w:tcPr>
             <w:tcW w:w="2521" w:type="dxa"/>
-            <w:shd w:val="clear" w:color="auto" w:fill="auto"/>
           </w:tcPr>
           <w:p>
             <w:pPr>
@@ -1404,28 +1644,45 @@
         <w:tc>
           <w:tcPr>
             <w:tcW w:w="2549" w:type="dxa"/>
-            <w:shd w:val="clear" w:color="auto" w:fill="auto"/>
-          </w:tcPr>
-          <w:p>
-            <w:pPr>
-              <w:rPr>
-                <w:sz w:val="20"/>
-                <w:szCs w:val="20"/>
-              </w:rPr>
-            </w:pPr>
-            <w:r>
-              <w:rPr>
-                <w:sz w:val="20"/>
-                <w:szCs w:val="20"/>
-              </w:rPr>
-              <w:t>${eventInstructors}</w:t>
+          </w:tcPr>
+          <w:p>
+            <w:pPr>
+              <w:rPr>
+                <w:sz w:val="20"/>
+                <w:szCs w:val="20"/>
+              </w:rPr>
+            </w:pPr>
+            <w:r>
+              <w:rPr>
+                <w:sz w:val="20"/>
+                <w:szCs w:val="20"/>
+              </w:rPr>
+              <w:t>${</w:t>
+            </w:r>
+            <w:proofErr w:type="spellStart"/>
+            <w:r>
+              <w:rPr>
+                <w:sz w:val="20"/>
+                <w:szCs w:val="20"/>
+              </w:rPr>
+              <w:t>eventInstructors</w:t>
+            </w:r>
+            <w:proofErr w:type="spellEnd"/>
+            <w:r>
+              <w:rPr>
+                <w:sz w:val="20"/>
+                <w:szCs w:val="20"/>
+              </w:rPr>
+              <w:t>}</w:t>
             </w:r>
           </w:p>
         </w:tc>
         <w:tc>
           <w:tcPr>
             <w:tcW w:w="1417" w:type="dxa"/>
-            <w:shd w:val="clear" w:color="auto" w:fill="auto"/>
+            <w:tcBorders>
+              <w:bottom w:val="single" w:sz="2" w:space="0" w:color="auto"/>
+            </w:tcBorders>
           </w:tcPr>
           <w:p>
             <w:pPr>
@@ -1449,7 +1706,6 @@
         <w:tc>
           <w:tcPr>
             <w:tcW w:w="3260" w:type="dxa"/>
-            <w:shd w:val="clear" w:color="auto" w:fill="auto"/>
           </w:tcPr>
           <w:p>
             <w:pPr>
@@ -1464,14 +1720,29 @@
                 <w:sz w:val="20"/>
                 <w:szCs w:val="20"/>
               </w:rPr>
-              <w:t>${eventTechDifficulties}</w:t>
+              <w:t>${</w:t>
+            </w:r>
+            <w:proofErr w:type="spellStart"/>
+            <w:r>
+              <w:rPr>
+                <w:sz w:val="20"/>
+                <w:szCs w:val="20"/>
+              </w:rPr>
+              <w:t>eventTechDifficulties</w:t>
+            </w:r>
+            <w:proofErr w:type="spellEnd"/>
+            <w:r>
+              <w:rPr>
+                <w:sz w:val="20"/>
+                <w:szCs w:val="20"/>
+              </w:rPr>
+              <w:t>}</w:t>
             </w:r>
           </w:p>
         </w:tc>
         <w:tc>
           <w:tcPr>
             <w:tcW w:w="1568" w:type="dxa"/>
-            <w:shd w:val="clear" w:color="auto" w:fill="auto"/>
           </w:tcPr>
           <w:p>
             <w:pPr>
@@ -1495,7 +1766,6 @@
         <w:tc>
           <w:tcPr>
             <w:tcW w:w="4288" w:type="dxa"/>
-            <w:shd w:val="clear" w:color="auto" w:fill="auto"/>
           </w:tcPr>
           <w:p>
             <w:pPr>
@@ -1519,7 +1789,6 @@
         <w:tc>
           <w:tcPr>
             <w:tcW w:w="2521" w:type="dxa"/>
-            <w:shd w:val="clear" w:color="auto" w:fill="auto"/>
           </w:tcPr>
           <w:p>
             <w:pPr>
@@ -1551,21 +1820,36 @@
         <w:tc>
           <w:tcPr>
             <w:tcW w:w="2549" w:type="dxa"/>
-            <w:shd w:val="clear" w:color="auto" w:fill="auto"/>
-          </w:tcPr>
-          <w:p>
-            <w:pPr>
-              <w:rPr>
-                <w:sz w:val="20"/>
-                <w:szCs w:val="20"/>
-              </w:rPr>
-            </w:pPr>
-            <w:r>
-              <w:rPr>
-                <w:sz w:val="20"/>
-                <w:szCs w:val="20"/>
-              </w:rPr>
-              <w:t>${eventTitle}</w:t>
+          </w:tcPr>
+          <w:p>
+            <w:pPr>
+              <w:rPr>
+                <w:sz w:val="20"/>
+                <w:szCs w:val="20"/>
+              </w:rPr>
+            </w:pPr>
+            <w:r>
+              <w:rPr>
+                <w:sz w:val="20"/>
+                <w:szCs w:val="20"/>
+              </w:rPr>
+              <w:t>${</w:t>
+            </w:r>
+            <w:proofErr w:type="spellStart"/>
+            <w:r>
+              <w:rPr>
+                <w:sz w:val="20"/>
+                <w:szCs w:val="20"/>
+              </w:rPr>
+              <w:t>eventTitle</w:t>
+            </w:r>
+            <w:proofErr w:type="spellEnd"/>
+            <w:r>
+              <w:rPr>
+                <w:sz w:val="20"/>
+                <w:szCs w:val="20"/>
+              </w:rPr>
+              <w:t>}</w:t>
             </w:r>
           </w:p>
         </w:tc>
@@ -1573,7 +1857,9 @@
           <w:tcPr>
             <w:tcW w:w="1417" w:type="dxa"/>
             <w:vMerge w:val="restart"/>
-            <w:shd w:val="clear" w:color="auto" w:fill="auto"/>
+            <w:tcBorders>
+              <w:bottom w:val="nil"/>
+            </w:tcBorders>
           </w:tcPr>
           <w:p>
             <w:pPr>
@@ -1598,7 +1884,6 @@
           <w:tcPr>
             <w:tcW w:w="3260" w:type="dxa"/>
             <w:vMerge w:val="restart"/>
-            <w:shd w:val="clear" w:color="auto" w:fill="auto"/>
           </w:tcPr>
           <w:p>
             <w:pPr>
@@ -1613,14 +1898,29 @@
                 <w:sz w:val="20"/>
                 <w:szCs w:val="20"/>
               </w:rPr>
-              <w:t>${eventTourProfile}</w:t>
+              <w:t>${</w:t>
+            </w:r>
+            <w:proofErr w:type="spellStart"/>
+            <w:r>
+              <w:rPr>
+                <w:sz w:val="20"/>
+                <w:szCs w:val="20"/>
+              </w:rPr>
+              <w:t>eventTourProfile</w:t>
+            </w:r>
+            <w:proofErr w:type="spellEnd"/>
+            <w:r>
+              <w:rPr>
+                <w:sz w:val="20"/>
+                <w:szCs w:val="20"/>
+              </w:rPr>
+              <w:t>}</w:t>
             </w:r>
           </w:p>
         </w:tc>
         <w:tc>
           <w:tcPr>
             <w:tcW w:w="1568" w:type="dxa"/>
-            <w:shd w:val="clear" w:color="auto" w:fill="auto"/>
           </w:tcPr>
           <w:p>
             <w:pPr>
@@ -1644,7 +1944,6 @@
         <w:tc>
           <w:tcPr>
             <w:tcW w:w="4288" w:type="dxa"/>
-            <w:shd w:val="clear" w:color="auto" w:fill="auto"/>
           </w:tcPr>
           <w:p>
             <w:pPr>
@@ -1668,7 +1967,6 @@
         <w:tc>
           <w:tcPr>
             <w:tcW w:w="2521" w:type="dxa"/>
-            <w:shd w:val="clear" w:color="auto" w:fill="auto"/>
           </w:tcPr>
           <w:p>
             <w:pPr>
@@ -1692,21 +1990,36 @@
         <w:tc>
           <w:tcPr>
             <w:tcW w:w="2549" w:type="dxa"/>
-            <w:shd w:val="clear" w:color="auto" w:fill="auto"/>
-          </w:tcPr>
-          <w:p>
-            <w:pPr>
-              <w:rPr>
-                <w:sz w:val="20"/>
-                <w:szCs w:val="20"/>
-              </w:rPr>
-            </w:pPr>
-            <w:r>
-              <w:rPr>
-                <w:sz w:val="20"/>
-                <w:szCs w:val="20"/>
-              </w:rPr>
-              <w:t>${eventDates}</w:t>
+          </w:tcPr>
+          <w:p>
+            <w:pPr>
+              <w:rPr>
+                <w:sz w:val="20"/>
+                <w:szCs w:val="20"/>
+              </w:rPr>
+            </w:pPr>
+            <w:r>
+              <w:rPr>
+                <w:sz w:val="20"/>
+                <w:szCs w:val="20"/>
+              </w:rPr>
+              <w:t>${</w:t>
+            </w:r>
+            <w:proofErr w:type="spellStart"/>
+            <w:r>
+              <w:rPr>
+                <w:sz w:val="20"/>
+                <w:szCs w:val="20"/>
+              </w:rPr>
+              <w:t>eventDates</w:t>
+            </w:r>
+            <w:proofErr w:type="spellEnd"/>
+            <w:r>
+              <w:rPr>
+                <w:sz w:val="20"/>
+                <w:szCs w:val="20"/>
+              </w:rPr>
+              <w:t>}</w:t>
             </w:r>
           </w:p>
         </w:tc>
@@ -1714,7 +2027,9 @@
           <w:tcPr>
             <w:tcW w:w="1417" w:type="dxa"/>
             <w:vMerge/>
-            <w:shd w:val="clear" w:color="auto" w:fill="auto"/>
+            <w:tcBorders>
+              <w:bottom w:val="nil"/>
+            </w:tcBorders>
           </w:tcPr>
           <w:p>
             <w:pPr>
@@ -1731,7 +2046,6 @@
           <w:tcPr>
             <w:tcW w:w="3260" w:type="dxa"/>
             <w:vMerge/>
-            <w:shd w:val="clear" w:color="auto" w:fill="auto"/>
           </w:tcPr>
           <w:p>
             <w:pPr>
@@ -1746,7 +2060,6 @@
         <w:tc>
           <w:tcPr>
             <w:tcW w:w="1568" w:type="dxa"/>
-            <w:shd w:val="clear" w:color="auto" w:fill="auto"/>
           </w:tcPr>
           <w:p>
             <w:pPr>
@@ -1770,22 +2083,37 @@
         <w:tc>
           <w:tcPr>
             <w:tcW w:w="4288" w:type="dxa"/>
-            <w:shd w:val="clear" w:color="auto" w:fill="auto"/>
-          </w:tcPr>
-          <w:p>
-            <w:pPr>
-              <w:rPr>
-                <w:b/>
-                <w:sz w:val="20"/>
-                <w:szCs w:val="20"/>
-              </w:rPr>
-            </w:pPr>
-            <w:r>
-              <w:rPr>
-                <w:sz w:val="20"/>
-                <w:szCs w:val="20"/>
-              </w:rPr>
-              <w:t>${eventMiscellaneous}</w:t>
+          </w:tcPr>
+          <w:p>
+            <w:pPr>
+              <w:rPr>
+                <w:b/>
+                <w:sz w:val="20"/>
+                <w:szCs w:val="20"/>
+              </w:rPr>
+            </w:pPr>
+            <w:r>
+              <w:rPr>
+                <w:sz w:val="20"/>
+                <w:szCs w:val="20"/>
+              </w:rPr>
+              <w:t>${</w:t>
+            </w:r>
+            <w:proofErr w:type="spellStart"/>
+            <w:r>
+              <w:rPr>
+                <w:sz w:val="20"/>
+                <w:szCs w:val="20"/>
+              </w:rPr>
+              <w:t>eventMiscellaneous</w:t>
+            </w:r>
+            <w:proofErr w:type="spellEnd"/>
+            <w:r>
+              <w:rPr>
+                <w:sz w:val="20"/>
+                <w:szCs w:val="20"/>
+              </w:rPr>
+              <w:t>}</w:t>
             </w:r>
           </w:p>
         </w:tc>
@@ -1794,7 +2122,6 @@
         <w:tc>
           <w:tcPr>
             <w:tcW w:w="2521" w:type="dxa"/>
-            <w:shd w:val="clear" w:color="auto" w:fill="auto"/>
           </w:tcPr>
           <w:p>
             <w:pPr>
@@ -1818,7 +2145,6 @@
         <w:tc>
           <w:tcPr>
             <w:tcW w:w="2549" w:type="dxa"/>
-            <w:shd w:val="clear" w:color="auto" w:fill="auto"/>
           </w:tcPr>
           <w:p>
             <w:pPr>
@@ -1834,6 +2160,7 @@
               </w:rPr>
               <w:t>${</w:t>
             </w:r>
+            <w:proofErr w:type="spellStart"/>
             <w:r>
               <w:rPr>
                 <w:sz w:val="20"/>
@@ -1846,7 +2173,15 @@
                 <w:sz w:val="20"/>
                 <w:szCs w:val="20"/>
               </w:rPr>
-              <w:t>eetingpoint}</w:t>
+              <w:t>eetingpoint</w:t>
+            </w:r>
+            <w:proofErr w:type="spellEnd"/>
+            <w:r>
+              <w:rPr>
+                <w:sz w:val="20"/>
+                <w:szCs w:val="20"/>
+              </w:rPr>
+              <w:t>}</w:t>
             </w:r>
           </w:p>
         </w:tc>
@@ -1854,7 +2189,9 @@
           <w:tcPr>
             <w:tcW w:w="1417" w:type="dxa"/>
             <w:vMerge/>
-            <w:shd w:val="clear" w:color="auto" w:fill="auto"/>
+            <w:tcBorders>
+              <w:bottom w:val="nil"/>
+            </w:tcBorders>
           </w:tcPr>
           <w:p>
             <w:pPr>
@@ -1871,7 +2208,9 @@
           <w:tcPr>
             <w:tcW w:w="3260" w:type="dxa"/>
             <w:vMerge/>
-            <w:shd w:val="clear" w:color="auto" w:fill="auto"/>
+            <w:tcBorders>
+              <w:bottom w:val="nil"/>
+            </w:tcBorders>
           </w:tcPr>
           <w:p>
             <w:pPr>
@@ -1886,7 +2225,9 @@
         <w:tc>
           <w:tcPr>
             <w:tcW w:w="1568" w:type="dxa"/>
-            <w:shd w:val="clear" w:color="auto" w:fill="auto"/>
+            <w:tcBorders>
+              <w:bottom w:val="nil"/>
+            </w:tcBorders>
           </w:tcPr>
           <w:p>
             <w:pPr>
@@ -1910,22 +2251,186 @@
         <w:tc>
           <w:tcPr>
             <w:tcW w:w="4288" w:type="dxa"/>
-            <w:shd w:val="clear" w:color="auto" w:fill="auto"/>
-          </w:tcPr>
-          <w:p>
-            <w:pPr>
-              <w:rPr>
-                <w:sz w:val="20"/>
-                <w:szCs w:val="20"/>
-              </w:rPr>
-            </w:pPr>
-            <w:r>
-              <w:rPr>
-                <w:sz w:val="20"/>
-                <w:szCs w:val="20"/>
-              </w:rPr>
-              <w:t>${eventEquipment}</w:t>
-            </w:r>
+            <w:tcBorders>
+              <w:bottom w:val="nil"/>
+            </w:tcBorders>
+          </w:tcPr>
+          <w:p>
+            <w:pPr>
+              <w:rPr>
+                <w:sz w:val="20"/>
+                <w:szCs w:val="20"/>
+              </w:rPr>
+            </w:pPr>
+            <w:r>
+              <w:rPr>
+                <w:sz w:val="20"/>
+                <w:szCs w:val="20"/>
+              </w:rPr>
+              <w:t>${</w:t>
+            </w:r>
+            <w:proofErr w:type="spellStart"/>
+            <w:r>
+              <w:rPr>
+                <w:sz w:val="20"/>
+                <w:szCs w:val="20"/>
+              </w:rPr>
+              <w:t>eventEquipment</w:t>
+            </w:r>
+            <w:proofErr w:type="spellEnd"/>
+            <w:r>
+              <w:rPr>
+                <w:sz w:val="20"/>
+                <w:szCs w:val="20"/>
+              </w:rPr>
+              <w:t>}</w:t>
+            </w:r>
+          </w:p>
+        </w:tc>
+      </w:tr>
+      <w:tr>
+        <w:tc>
+          <w:tcPr>
+            <w:tcW w:w="2521" w:type="dxa"/>
+          </w:tcPr>
+          <w:p>
+            <w:pPr>
+              <w:jc w:val="right"/>
+              <w:rPr>
+                <w:b/>
+                <w:sz w:val="20"/>
+                <w:szCs w:val="20"/>
+              </w:rPr>
+            </w:pPr>
+            <w:r>
+              <w:rPr>
+                <w:b/>
+                <w:sz w:val="20"/>
+                <w:szCs w:val="20"/>
+              </w:rPr>
+              <w:t>Min. und Max. TN-Zahl</w:t>
+            </w:r>
+          </w:p>
+        </w:tc>
+        <w:tc>
+          <w:tcPr>
+            <w:tcW w:w="2549" w:type="dxa"/>
+          </w:tcPr>
+          <w:p>
+            <w:pPr>
+              <w:rPr>
+                <w:sz w:val="20"/>
+                <w:szCs w:val="20"/>
+              </w:rPr>
+            </w:pPr>
+            <w:r>
+              <w:rPr>
+                <w:sz w:val="20"/>
+                <w:szCs w:val="20"/>
+              </w:rPr>
+              <w:t>${</w:t>
+            </w:r>
+            <w:proofErr w:type="spellStart"/>
+            <w:r>
+              <w:rPr>
+                <w:sz w:val="20"/>
+                <w:szCs w:val="20"/>
+              </w:rPr>
+              <w:t>minMembers</w:t>
+            </w:r>
+            <w:proofErr w:type="spellEnd"/>
+            <w:r>
+              <w:rPr>
+                <w:sz w:val="20"/>
+                <w:szCs w:val="20"/>
+              </w:rPr>
+              <w:t>}/${</w:t>
+            </w:r>
+            <w:proofErr w:type="spellStart"/>
+            <w:r>
+              <w:rPr>
+                <w:sz w:val="20"/>
+                <w:szCs w:val="20"/>
+              </w:rPr>
+              <w:t>maxMembers</w:t>
+            </w:r>
+            <w:proofErr w:type="spellEnd"/>
+            <w:r>
+              <w:rPr>
+                <w:sz w:val="20"/>
+                <w:szCs w:val="20"/>
+              </w:rPr>
+              <w:t>}</w:t>
+            </w:r>
+          </w:p>
+        </w:tc>
+        <w:tc>
+          <w:tcPr>
+            <w:tcW w:w="1417" w:type="dxa"/>
+            <w:tcBorders>
+              <w:top w:val="nil"/>
+            </w:tcBorders>
+          </w:tcPr>
+          <w:p>
+            <w:pPr>
+              <w:jc w:val="right"/>
+              <w:rPr>
+                <w:b/>
+                <w:sz w:val="20"/>
+                <w:szCs w:val="20"/>
+              </w:rPr>
+            </w:pPr>
+          </w:p>
+        </w:tc>
+        <w:tc>
+          <w:tcPr>
+            <w:tcW w:w="3260" w:type="dxa"/>
+            <w:tcBorders>
+              <w:top w:val="nil"/>
+            </w:tcBorders>
+          </w:tcPr>
+          <w:p>
+            <w:pPr>
+              <w:jc w:val="right"/>
+              <w:rPr>
+                <w:sz w:val="20"/>
+                <w:szCs w:val="20"/>
+              </w:rPr>
+            </w:pPr>
+          </w:p>
+        </w:tc>
+        <w:tc>
+          <w:tcPr>
+            <w:tcW w:w="1568" w:type="dxa"/>
+            <w:tcBorders>
+              <w:top w:val="nil"/>
+            </w:tcBorders>
+          </w:tcPr>
+          <w:p>
+            <w:pPr>
+              <w:jc w:val="right"/>
+              <w:rPr>
+                <w:b/>
+                <w:sz w:val="20"/>
+                <w:szCs w:val="20"/>
+              </w:rPr>
+            </w:pPr>
+          </w:p>
+        </w:tc>
+        <w:tc>
+          <w:tcPr>
+            <w:tcW w:w="4288" w:type="dxa"/>
+            <w:tcBorders>
+              <w:top w:val="nil"/>
+            </w:tcBorders>
+          </w:tcPr>
+          <w:p>
+            <w:pPr>
+              <w:rPr>
+                <w:sz w:val="20"/>
+                <w:szCs w:val="20"/>
+              </w:rPr>
+            </w:pPr>
           </w:p>
         </w:tc>
       </w:tr>
@@ -1943,12 +2448,12 @@
       <w:tblPr>
         <w:tblW w:w="15559" w:type="dxa"/>
         <w:tblBorders>
-          <w:top w:val="single" w:sz="4" w:space="0" w:color="auto"/>
-          <w:left w:val="single" w:sz="4" w:space="0" w:color="auto"/>
-          <w:bottom w:val="single" w:sz="4" w:space="0" w:color="auto"/>
-          <w:right w:val="single" w:sz="4" w:space="0" w:color="auto"/>
-          <w:insideH w:val="single" w:sz="4" w:space="0" w:color="auto"/>
-          <w:insideV w:val="single" w:sz="4" w:space="0" w:color="auto"/>
+          <w:top w:val="single" w:sz="2" w:space="0" w:color="auto"/>
+          <w:left w:val="single" w:sz="2" w:space="0" w:color="auto"/>
+          <w:bottom w:val="single" w:sz="2" w:space="0" w:color="auto"/>
+          <w:right w:val="single" w:sz="2" w:space="0" w:color="auto"/>
+          <w:insideH w:val="single" w:sz="2" w:space="0" w:color="auto"/>
+          <w:insideV w:val="single" w:sz="2" w:space="0" w:color="auto"/>
         </w:tblBorders>
         <w:tblLook w:val="04A0" w:firstRow="1" w:lastRow="0" w:firstColumn="1" w:lastColumn="0" w:noHBand="0" w:noVBand="1"/>
       </w:tblPr>
@@ -1964,7 +2469,6 @@
         <w:tc>
           <w:tcPr>
             <w:tcW w:w="519" w:type="dxa"/>
-            <w:shd w:val="clear" w:color="auto" w:fill="auto"/>
             <w:vAlign w:val="center"/>
           </w:tcPr>
           <w:p>
@@ -2002,7 +2506,6 @@
         <w:tc>
           <w:tcPr>
             <w:tcW w:w="4921" w:type="dxa"/>
-            <w:shd w:val="clear" w:color="auto" w:fill="auto"/>
             <w:vAlign w:val="center"/>
           </w:tcPr>
           <w:p>
@@ -2011,38 +2514,43 @@
                 <w:b/>
                 <w:sz w:val="20"/>
                 <w:szCs w:val="20"/>
-              </w:rPr>
-            </w:pPr>
-            <w:r>
-              <w:rPr>
-                <w:b/>
-                <w:sz w:val="20"/>
-                <w:szCs w:val="20"/>
-              </w:rPr>
-              <w:t>Name, E-Mail,</w:t>
-            </w:r>
-            <w:r>
-              <w:rPr>
-                <w:b/>
-                <w:sz w:val="20"/>
-                <w:szCs w:val="20"/>
-              </w:rPr>
-              <w:t xml:space="preserve"> Mitgl. N</w:t>
-            </w:r>
-            <w:r>
-              <w:rPr>
-                <w:b/>
-                <w:sz w:val="20"/>
-                <w:szCs w:val="20"/>
-              </w:rPr>
-              <w:t>o. &amp; Transport</w:t>
+                <w:lang w:val="en-GB"/>
+              </w:rPr>
+            </w:pPr>
+            <w:r>
+              <w:rPr>
+                <w:b/>
+                <w:sz w:val="20"/>
+                <w:szCs w:val="20"/>
+                <w:lang w:val="en-GB"/>
+              </w:rPr>
+              <w:t xml:space="preserve">Name, E-Mail, </w:t>
+            </w:r>
+            <w:proofErr w:type="spellStart"/>
+            <w:r>
+              <w:rPr>
+                <w:b/>
+                <w:sz w:val="20"/>
+                <w:szCs w:val="20"/>
+                <w:lang w:val="en-GB"/>
+              </w:rPr>
+              <w:t>Mitgl</w:t>
+            </w:r>
+            <w:proofErr w:type="spellEnd"/>
+            <w:r>
+              <w:rPr>
+                <w:b/>
+                <w:sz w:val="20"/>
+                <w:szCs w:val="20"/>
+                <w:lang w:val="en-GB"/>
+              </w:rPr>
+              <w:t>. No. &amp; Transport</w:t>
             </w:r>
           </w:p>
         </w:tc>
         <w:tc>
           <w:tcPr>
             <w:tcW w:w="2693" w:type="dxa"/>
-            <w:shd w:val="clear" w:color="auto" w:fill="auto"/>
             <w:vAlign w:val="center"/>
           </w:tcPr>
           <w:p>
@@ -2066,7 +2574,6 @@
         <w:tc>
           <w:tcPr>
             <w:tcW w:w="4252" w:type="dxa"/>
-            <w:shd w:val="clear" w:color="auto" w:fill="auto"/>
             <w:vAlign w:val="center"/>
           </w:tcPr>
           <w:p>
@@ -2090,7 +2597,6 @@
         <w:tc>
           <w:tcPr>
             <w:tcW w:w="2410" w:type="dxa"/>
-            <w:shd w:val="clear" w:color="auto" w:fill="auto"/>
             <w:vAlign w:val="center"/>
           </w:tcPr>
           <w:p>
@@ -2119,7 +2625,6 @@
         <w:tc>
           <w:tcPr>
             <w:tcW w:w="519" w:type="dxa"/>
-            <w:shd w:val="clear" w:color="auto" w:fill="auto"/>
           </w:tcPr>
           <w:p>
             <w:pPr>
@@ -2153,14 +2658,29 @@
                 <w:sz w:val="20"/>
                 <w:szCs w:val="20"/>
               </w:rPr>
-              <w:t>${role}</w:t>
+              <w:t>${</w:t>
+            </w:r>
+            <w:proofErr w:type="spellStart"/>
+            <w:r>
+              <w:rPr>
+                <w:sz w:val="20"/>
+                <w:szCs w:val="20"/>
+              </w:rPr>
+              <w:t>role</w:t>
+            </w:r>
+            <w:proofErr w:type="spellEnd"/>
+            <w:r>
+              <w:rPr>
+                <w:sz w:val="20"/>
+                <w:szCs w:val="20"/>
+              </w:rPr>
+              <w:t>}</w:t>
             </w:r>
           </w:p>
         </w:tc>
         <w:tc>
           <w:tcPr>
             <w:tcW w:w="4921" w:type="dxa"/>
-            <w:shd w:val="clear" w:color="auto" w:fill="auto"/>
           </w:tcPr>
           <w:p>
             <w:pPr>
@@ -2176,6 +2696,7 @@
               </w:rPr>
               <w:t>${</w:t>
             </w:r>
+            <w:proofErr w:type="spellStart"/>
             <w:r>
               <w:rPr>
                 <w:sz w:val="20"/>
@@ -2183,6 +2704,7 @@
               </w:rPr>
               <w:t>lastname</w:t>
             </w:r>
+            <w:proofErr w:type="spellEnd"/>
             <w:r>
               <w:rPr>
                 <w:sz w:val="20"/>
@@ -2190,6 +2712,7 @@
               </w:rPr>
               <w:t>} ${</w:t>
             </w:r>
+            <w:proofErr w:type="spellStart"/>
             <w:r>
               <w:rPr>
                 <w:sz w:val="20"/>
@@ -2197,6 +2720,7 @@
               </w:rPr>
               <w:t>firstname</w:t>
             </w:r>
+            <w:proofErr w:type="spellEnd"/>
             <w:r>
               <w:rPr>
                 <w:sz w:val="20"/>
@@ -2210,7 +2734,23 @@
                 <w:szCs w:val="20"/>
               </w:rPr>
               <w:br/>
-              <w:t>${sacMemberId}</w:t>
+              <w:t>${</w:t>
+            </w:r>
+            <w:proofErr w:type="spellStart"/>
+            <w:r>
+              <w:rPr>
+                <w:sz w:val="20"/>
+                <w:szCs w:val="20"/>
+              </w:rPr>
+              <w:t>sacMemberId</w:t>
+            </w:r>
+            <w:proofErr w:type="spellEnd"/>
+            <w:r>
+              <w:rPr>
+                <w:sz w:val="20"/>
+                <w:szCs w:val="20"/>
+              </w:rPr>
+              <w:t>}</w:t>
             </w:r>
             <w:r>
               <w:rPr>
@@ -2226,8 +2766,9 @@
                 <w:sz w:val="20"/>
                 <w:szCs w:val="20"/>
               </w:rPr>
-              <w:t>${isNotSacMember}</w:t>
-            </w:r>
+              <w:t>${</w:t>
+            </w:r>
+            <w:proofErr w:type="spellStart"/>
             <w:r>
               <w:rPr>
                 <w:b/>
@@ -2235,6 +2776,25 @@
                 <w:sz w:val="20"/>
                 <w:szCs w:val="20"/>
               </w:rPr>
+              <w:t>isNotSacMember</w:t>
+            </w:r>
+            <w:proofErr w:type="spellEnd"/>
+            <w:r>
+              <w:rPr>
+                <w:b/>
+                <w:color w:val="FF0000"/>
+                <w:sz w:val="20"/>
+                <w:szCs w:val="20"/>
+              </w:rPr>
+              <w:t>}</w:t>
+            </w:r>
+            <w:r>
+              <w:rPr>
+                <w:b/>
+                <w:color w:val="FF0000"/>
+                <w:sz w:val="20"/>
+                <w:szCs w:val="20"/>
+              </w:rPr>
               <w:br/>
             </w:r>
             <w:r>
@@ -2242,7 +2802,23 @@
                 <w:sz w:val="20"/>
                 <w:szCs w:val="20"/>
               </w:rPr>
-              <w:t>${email}</w:t>
+              <w:t>${</w:t>
+            </w:r>
+            <w:proofErr w:type="gramStart"/>
+            <w:r>
+              <w:rPr>
+                <w:sz w:val="20"/>
+                <w:szCs w:val="20"/>
+              </w:rPr>
+              <w:t>email</w:t>
+            </w:r>
+            <w:proofErr w:type="gramEnd"/>
+            <w:r>
+              <w:rPr>
+                <w:sz w:val="20"/>
+                <w:szCs w:val="20"/>
+              </w:rPr>
+              <w:t>}</w:t>
             </w:r>
             <w:r>
               <w:rPr>
@@ -2259,34 +2835,59 @@
               </w:rPr>
               <w:t>${</w:t>
             </w:r>
+            <w:proofErr w:type="spellStart"/>
             <w:r>
               <w:rPr>
                 <w:color w:val="00B050"/>
                 <w:sz w:val="20"/>
                 <w:szCs w:val="20"/>
               </w:rPr>
-              <w:t>transportInfo}</w:t>
+              <w:t>transportInfo</w:t>
+            </w:r>
+            <w:proofErr w:type="spellEnd"/>
+            <w:r>
+              <w:rPr>
+                <w:color w:val="00B050"/>
+                <w:sz w:val="20"/>
+                <w:szCs w:val="20"/>
+              </w:rPr>
+              <w:t>}</w:t>
             </w:r>
           </w:p>
         </w:tc>
         <w:tc>
           <w:tcPr>
             <w:tcW w:w="2693" w:type="dxa"/>
-            <w:shd w:val="clear" w:color="auto" w:fill="auto"/>
-          </w:tcPr>
-          <w:p>
-            <w:pPr>
-              <w:rPr>
-                <w:sz w:val="20"/>
-                <w:szCs w:val="20"/>
-              </w:rPr>
-            </w:pPr>
-            <w:r>
-              <w:rPr>
-                <w:sz w:val="20"/>
-                <w:szCs w:val="20"/>
-              </w:rPr>
-              <w:t>${street}</w:t>
+          </w:tcPr>
+          <w:p>
+            <w:pPr>
+              <w:rPr>
+                <w:sz w:val="20"/>
+                <w:szCs w:val="20"/>
+              </w:rPr>
+            </w:pPr>
+            <w:r>
+              <w:rPr>
+                <w:sz w:val="20"/>
+                <w:szCs w:val="20"/>
+              </w:rPr>
+              <w:t>${</w:t>
+            </w:r>
+            <w:proofErr w:type="spellStart"/>
+            <w:r>
+              <w:rPr>
+                <w:sz w:val="20"/>
+                <w:szCs w:val="20"/>
+              </w:rPr>
+              <w:t>street</w:t>
+            </w:r>
+            <w:proofErr w:type="spellEnd"/>
+            <w:r>
+              <w:rPr>
+                <w:sz w:val="20"/>
+                <w:szCs w:val="20"/>
+              </w:rPr>
+              <w:t>}</w:t>
             </w:r>
             <w:r>
               <w:rPr>
@@ -2294,14 +2895,29 @@
                 <w:szCs w:val="20"/>
               </w:rPr>
               <w:br/>
-              <w:t>${postal} ${city}</w:t>
+              <w:t>${postal} ${</w:t>
+            </w:r>
+            <w:proofErr w:type="spellStart"/>
+            <w:r>
+              <w:rPr>
+                <w:sz w:val="20"/>
+                <w:szCs w:val="20"/>
+              </w:rPr>
+              <w:t>city</w:t>
+            </w:r>
+            <w:proofErr w:type="spellEnd"/>
+            <w:r>
+              <w:rPr>
+                <w:sz w:val="20"/>
+                <w:szCs w:val="20"/>
+              </w:rPr>
+              <w:t>}</w:t>
             </w:r>
           </w:p>
         </w:tc>
         <w:tc>
           <w:tcPr>
             <w:tcW w:w="4252" w:type="dxa"/>
-            <w:shd w:val="clear" w:color="auto" w:fill="auto"/>
           </w:tcPr>
           <w:p>
             <w:pPr>
@@ -2324,6 +2940,7 @@
               </w:rPr>
               <w:t>: ${</w:t>
             </w:r>
+            <w:proofErr w:type="spellStart"/>
             <w:r>
               <w:rPr>
                 <w:sz w:val="20"/>
@@ -2331,6 +2948,7 @@
               </w:rPr>
               <w:t>phone</w:t>
             </w:r>
+            <w:proofErr w:type="spellEnd"/>
             <w:r>
               <w:rPr>
                 <w:sz w:val="20"/>
@@ -2353,6 +2971,7 @@
               </w:rPr>
               <w:t>${</w:t>
             </w:r>
+            <w:proofErr w:type="spellStart"/>
             <w:r>
               <w:rPr>
                 <w:sz w:val="20"/>
@@ -2360,6 +2979,7 @@
               </w:rPr>
               <w:t>emergencyPhoneName</w:t>
             </w:r>
+            <w:proofErr w:type="spellEnd"/>
             <w:r>
               <w:rPr>
                 <w:sz w:val="20"/>
@@ -2395,6 +3015,7 @@
               </w:rPr>
               <w:t>${</w:t>
             </w:r>
+            <w:proofErr w:type="spellStart"/>
             <w:r>
               <w:rPr>
                 <w:sz w:val="20"/>
@@ -2402,6 +3023,7 @@
               </w:rPr>
               <w:t>emergencyPhone</w:t>
             </w:r>
+            <w:proofErr w:type="spellEnd"/>
             <w:r>
               <w:rPr>
                 <w:sz w:val="20"/>
@@ -2414,7 +3036,6 @@
         <w:tc>
           <w:tcPr>
             <w:tcW w:w="2410" w:type="dxa"/>
-            <w:shd w:val="clear" w:color="auto" w:fill="auto"/>
           </w:tcPr>
           <w:p>
             <w:pPr>
@@ -2448,7 +3069,6 @@
         <w:tc>
           <w:tcPr>
             <w:tcW w:w="4361" w:type="dxa"/>
-            <w:shd w:val="clear" w:color="auto" w:fill="auto"/>
           </w:tcPr>
           <w:p>
             <w:pPr>
@@ -2486,21 +3106,36 @@
         <w:tc>
           <w:tcPr>
             <w:tcW w:w="11199" w:type="dxa"/>
-            <w:shd w:val="clear" w:color="auto" w:fill="auto"/>
-          </w:tcPr>
-          <w:p>
-            <w:pPr>
-              <w:rPr>
-                <w:sz w:val="20"/>
-                <w:szCs w:val="20"/>
-              </w:rPr>
-            </w:pPr>
-            <w:r>
-              <w:rPr>
-                <w:sz w:val="20"/>
-                <w:szCs w:val="20"/>
-              </w:rPr>
-              <w:t>${emergencyConcept}</w:t>
+          </w:tcPr>
+          <w:p>
+            <w:pPr>
+              <w:rPr>
+                <w:sz w:val="20"/>
+                <w:szCs w:val="20"/>
+              </w:rPr>
+            </w:pPr>
+            <w:r>
+              <w:rPr>
+                <w:sz w:val="20"/>
+                <w:szCs w:val="20"/>
+              </w:rPr>
+              <w:t>${</w:t>
+            </w:r>
+            <w:proofErr w:type="spellStart"/>
+            <w:r>
+              <w:rPr>
+                <w:sz w:val="20"/>
+                <w:szCs w:val="20"/>
+              </w:rPr>
+              <w:t>emergencyConcept</w:t>
+            </w:r>
+            <w:proofErr w:type="spellEnd"/>
+            <w:r>
+              <w:rPr>
+                <w:sz w:val="20"/>
+                <w:szCs w:val="20"/>
+              </w:rPr>
+              <w:t>}</w:t>
             </w:r>
           </w:p>
         </w:tc>
@@ -2525,7 +3160,15 @@
           <w:sz w:val="20"/>
           <w:szCs w:val="20"/>
         </w:rPr>
-        <w:t>${event</w:t>
+        <w:t>${</w:t>
+      </w:r>
+      <w:proofErr w:type="spellStart"/>
+      <w:r>
+        <w:rPr>
+          <w:sz w:val="20"/>
+          <w:szCs w:val="20"/>
+        </w:rPr>
+        <w:t>event</w:t>
       </w:r>
       <w:r>
         <w:rPr>
@@ -2534,6 +3177,7 @@
         </w:rPr>
         <w:t>Id</w:t>
       </w:r>
+      <w:proofErr w:type="spellEnd"/>
       <w:r>
         <w:rPr>
           <w:sz w:val="20"/>

--- a/contao/templates/docx/event_rapport_tour.docx
+++ b/contao/templates/docx/event_rapport_tour.docx
@@ -657,6 +657,9 @@
         <w:gridCol w:w="5135"/>
       </w:tblGrid>
       <w:tr>
+        <w:trPr>
+          <w:cantSplit/>
+        </w:trPr>
         <w:tc>
           <w:tcPr>
             <w:tcW w:w="2410" w:type="dxa"/>
@@ -727,156 +730,6 @@
                 <w:szCs w:val="20"/>
               </w:rPr>
               <w:t>eventInstructorName</w:t>
-            </w:r>
-            <w:proofErr w:type="spellEnd"/>
-            <w:r>
-              <w:rPr>
-                <w:sz w:val="20"/>
-                <w:szCs w:val="20"/>
-              </w:rPr>
-              <w:t>}</w:t>
-            </w:r>
-          </w:p>
-        </w:tc>
-      </w:tr>
-      <w:tr>
-        <w:tc>
-          <w:tcPr>
-            <w:tcW w:w="2410" w:type="dxa"/>
-          </w:tcPr>
-          <w:p>
-            <w:pPr>
-              <w:spacing w:after="0" w:line="240" w:lineRule="auto"/>
-              <w:rPr>
-                <w:b/>
-                <w:sz w:val="20"/>
-                <w:szCs w:val="20"/>
-              </w:rPr>
-            </w:pPr>
-          </w:p>
-        </w:tc>
-        <w:tc>
-          <w:tcPr>
-            <w:tcW w:w="2126" w:type="dxa"/>
-          </w:tcPr>
-          <w:p>
-            <w:pPr>
-              <w:spacing w:after="0" w:line="240" w:lineRule="auto"/>
-              <w:rPr>
-                <w:sz w:val="20"/>
-                <w:szCs w:val="20"/>
-              </w:rPr>
-            </w:pPr>
-            <w:r>
-              <w:rPr>
-                <w:sz w:val="20"/>
-                <w:szCs w:val="20"/>
-              </w:rPr>
-              <w:t>Adresse</w:t>
-            </w:r>
-          </w:p>
-        </w:tc>
-        <w:tc>
-          <w:tcPr>
-            <w:tcW w:w="5211" w:type="dxa"/>
-          </w:tcPr>
-          <w:p>
-            <w:pPr>
-              <w:spacing w:after="0" w:line="240" w:lineRule="auto"/>
-              <w:rPr>
-                <w:sz w:val="20"/>
-                <w:szCs w:val="20"/>
-              </w:rPr>
-            </w:pPr>
-            <w:r>
-              <w:rPr>
-                <w:sz w:val="20"/>
-                <w:szCs w:val="20"/>
-              </w:rPr>
-              <w:t>${</w:t>
-            </w:r>
-            <w:proofErr w:type="spellStart"/>
-            <w:r>
-              <w:rPr>
-                <w:sz w:val="20"/>
-                <w:szCs w:val="20"/>
-              </w:rPr>
-              <w:t>eventInstructorStreet</w:t>
-            </w:r>
-            <w:proofErr w:type="spellEnd"/>
-            <w:r>
-              <w:rPr>
-                <w:sz w:val="20"/>
-                <w:szCs w:val="20"/>
-              </w:rPr>
-              <w:t>}</w:t>
-            </w:r>
-          </w:p>
-        </w:tc>
-      </w:tr>
-      <w:tr>
-        <w:tc>
-          <w:tcPr>
-            <w:tcW w:w="2410" w:type="dxa"/>
-          </w:tcPr>
-          <w:p>
-            <w:pPr>
-              <w:spacing w:after="0" w:line="240" w:lineRule="auto"/>
-              <w:rPr>
-                <w:b/>
-                <w:sz w:val="20"/>
-                <w:szCs w:val="20"/>
-              </w:rPr>
-            </w:pPr>
-          </w:p>
-        </w:tc>
-        <w:tc>
-          <w:tcPr>
-            <w:tcW w:w="2126" w:type="dxa"/>
-          </w:tcPr>
-          <w:p>
-            <w:pPr>
-              <w:spacing w:after="0" w:line="240" w:lineRule="auto"/>
-              <w:rPr>
-                <w:sz w:val="20"/>
-                <w:szCs w:val="20"/>
-              </w:rPr>
-            </w:pPr>
-            <w:r>
-              <w:rPr>
-                <w:sz w:val="20"/>
-                <w:szCs w:val="20"/>
-              </w:rPr>
-              <w:t>PLZ/Ort</w:t>
-            </w:r>
-          </w:p>
-        </w:tc>
-        <w:tc>
-          <w:tcPr>
-            <w:tcW w:w="5211" w:type="dxa"/>
-          </w:tcPr>
-          <w:p>
-            <w:pPr>
-              <w:spacing w:after="0" w:line="240" w:lineRule="auto"/>
-              <w:rPr>
-                <w:sz w:val="20"/>
-                <w:szCs w:val="20"/>
-              </w:rPr>
-            </w:pPr>
-            <w:r>
-              <w:rPr>
-                <w:sz w:val="20"/>
-                <w:szCs w:val="20"/>
-              </w:rPr>
-              <w:t>${</w:t>
-            </w:r>
-            <w:proofErr w:type="spellStart"/>
-            <w:r>
-              <w:rPr>
-                <w:sz w:val="20"/>
-                <w:szCs w:val="20"/>
-              </w:rPr>
-              <w:t>eventInstructorPostalCity</w:t>
             </w:r>
             <w:proofErr w:type="spellEnd"/>
             <w:r>
@@ -891,6 +744,163 @@
       </w:tr>
       <w:tr>
         <w:trPr>
+          <w:cantSplit/>
+        </w:trPr>
+        <w:tc>
+          <w:tcPr>
+            <w:tcW w:w="2410" w:type="dxa"/>
+          </w:tcPr>
+          <w:p>
+            <w:pPr>
+              <w:spacing w:after="0" w:line="240" w:lineRule="auto"/>
+              <w:rPr>
+                <w:b/>
+                <w:sz w:val="20"/>
+                <w:szCs w:val="20"/>
+              </w:rPr>
+            </w:pPr>
+          </w:p>
+        </w:tc>
+        <w:tc>
+          <w:tcPr>
+            <w:tcW w:w="2126" w:type="dxa"/>
+          </w:tcPr>
+          <w:p>
+            <w:pPr>
+              <w:spacing w:after="0" w:line="240" w:lineRule="auto"/>
+              <w:rPr>
+                <w:sz w:val="20"/>
+                <w:szCs w:val="20"/>
+              </w:rPr>
+            </w:pPr>
+            <w:r>
+              <w:rPr>
+                <w:sz w:val="20"/>
+                <w:szCs w:val="20"/>
+              </w:rPr>
+              <w:t>Adresse</w:t>
+            </w:r>
+          </w:p>
+        </w:tc>
+        <w:tc>
+          <w:tcPr>
+            <w:tcW w:w="5211" w:type="dxa"/>
+          </w:tcPr>
+          <w:p>
+            <w:pPr>
+              <w:spacing w:after="0" w:line="240" w:lineRule="auto"/>
+              <w:rPr>
+                <w:sz w:val="20"/>
+                <w:szCs w:val="20"/>
+              </w:rPr>
+            </w:pPr>
+            <w:r>
+              <w:rPr>
+                <w:sz w:val="20"/>
+                <w:szCs w:val="20"/>
+              </w:rPr>
+              <w:t>${</w:t>
+            </w:r>
+            <w:proofErr w:type="spellStart"/>
+            <w:r>
+              <w:rPr>
+                <w:sz w:val="20"/>
+                <w:szCs w:val="20"/>
+              </w:rPr>
+              <w:t>eventInstructorStreet</w:t>
+            </w:r>
+            <w:proofErr w:type="spellEnd"/>
+            <w:r>
+              <w:rPr>
+                <w:sz w:val="20"/>
+                <w:szCs w:val="20"/>
+              </w:rPr>
+              <w:t>}</w:t>
+            </w:r>
+          </w:p>
+        </w:tc>
+      </w:tr>
+      <w:tr>
+        <w:trPr>
+          <w:cantSplit/>
+        </w:trPr>
+        <w:tc>
+          <w:tcPr>
+            <w:tcW w:w="2410" w:type="dxa"/>
+          </w:tcPr>
+          <w:p>
+            <w:pPr>
+              <w:spacing w:after="0" w:line="240" w:lineRule="auto"/>
+              <w:rPr>
+                <w:b/>
+                <w:sz w:val="20"/>
+                <w:szCs w:val="20"/>
+              </w:rPr>
+            </w:pPr>
+          </w:p>
+        </w:tc>
+        <w:tc>
+          <w:tcPr>
+            <w:tcW w:w="2126" w:type="dxa"/>
+          </w:tcPr>
+          <w:p>
+            <w:pPr>
+              <w:spacing w:after="0" w:line="240" w:lineRule="auto"/>
+              <w:rPr>
+                <w:sz w:val="20"/>
+                <w:szCs w:val="20"/>
+              </w:rPr>
+            </w:pPr>
+            <w:r>
+              <w:rPr>
+                <w:sz w:val="20"/>
+                <w:szCs w:val="20"/>
+              </w:rPr>
+              <w:t>PLZ/Ort</w:t>
+            </w:r>
+          </w:p>
+        </w:tc>
+        <w:tc>
+          <w:tcPr>
+            <w:tcW w:w="5211" w:type="dxa"/>
+          </w:tcPr>
+          <w:p>
+            <w:pPr>
+              <w:spacing w:after="0" w:line="240" w:lineRule="auto"/>
+              <w:rPr>
+                <w:sz w:val="20"/>
+                <w:szCs w:val="20"/>
+              </w:rPr>
+            </w:pPr>
+            <w:r>
+              <w:rPr>
+                <w:sz w:val="20"/>
+                <w:szCs w:val="20"/>
+              </w:rPr>
+              <w:t>${</w:t>
+            </w:r>
+            <w:proofErr w:type="spellStart"/>
+            <w:r>
+              <w:rPr>
+                <w:sz w:val="20"/>
+                <w:szCs w:val="20"/>
+              </w:rPr>
+              <w:t>eventInstructorPostalCity</w:t>
+            </w:r>
+            <w:proofErr w:type="spellEnd"/>
+            <w:r>
+              <w:rPr>
+                <w:sz w:val="20"/>
+                <w:szCs w:val="20"/>
+              </w:rPr>
+              <w:t>}</w:t>
+            </w:r>
+          </w:p>
+        </w:tc>
+      </w:tr>
+      <w:tr>
+        <w:trPr>
+          <w:cantSplit/>
           <w:trHeight w:val="465"/>
         </w:trPr>
         <w:tc>
@@ -968,6 +978,9 @@
         </w:tc>
       </w:tr>
       <w:tr>
+        <w:trPr>
+          <w:cantSplit/>
+        </w:trPr>
         <w:tc>
           <w:tcPr>
             <w:tcW w:w="2410" w:type="dxa"/>
@@ -1185,6 +1198,9 @@
         <w:gridCol w:w="6693"/>
       </w:tblGrid>
       <w:tr>
+        <w:trPr>
+          <w:cantSplit/>
+        </w:trPr>
         <w:tc>
           <w:tcPr>
             <w:tcW w:w="2972" w:type="dxa"/>
@@ -1247,6 +1263,9 @@
         </w:tc>
       </w:tr>
       <w:tr>
+        <w:trPr>
+          <w:cantSplit/>
+        </w:trPr>
         <w:tc>
           <w:tcPr>
             <w:tcW w:w="2972" w:type="dxa"/>
@@ -1309,6 +1328,9 @@
         </w:tc>
       </w:tr>
       <w:tr>
+        <w:trPr>
+          <w:cantSplit/>
+        </w:trPr>
         <w:tc>
           <w:tcPr>
             <w:tcW w:w="2972" w:type="dxa"/>
@@ -1371,6 +1393,9 @@
         </w:tc>
       </w:tr>
       <w:tr>
+        <w:trPr>
+          <w:cantSplit/>
+        </w:trPr>
         <w:tc>
           <w:tcPr>
             <w:tcW w:w="2972" w:type="dxa"/>
@@ -2308,7 +2333,7 @@
                 <w:sz w:val="20"/>
                 <w:szCs w:val="20"/>
               </w:rPr>
-              <w:t>Min. und Max. TN-Zahl</w:t>
+              <w:t>Min./Max. Teilnehmende</w:t>
             </w:r>
           </w:p>
         </w:tc>
@@ -2446,7 +2471,7 @@
     </w:p>
     <w:tbl>
       <w:tblPr>
-        <w:tblW w:w="15559" w:type="dxa"/>
+        <w:tblW w:w="0" w:type="auto"/>
         <w:tblBorders>
           <w:top w:val="single" w:sz="2" w:space="0" w:color="auto"/>
           <w:left w:val="single" w:sz="2" w:space="0" w:color="auto"/>
@@ -2460,12 +2485,15 @@
       <w:tblGrid>
         <w:gridCol w:w="519"/>
         <w:gridCol w:w="764"/>
-        <w:gridCol w:w="4921"/>
-        <w:gridCol w:w="2693"/>
-        <w:gridCol w:w="4252"/>
-        <w:gridCol w:w="2410"/>
+        <w:gridCol w:w="4920"/>
+        <w:gridCol w:w="2692"/>
+        <w:gridCol w:w="4251"/>
+        <w:gridCol w:w="2268"/>
       </w:tblGrid>
       <w:tr>
+        <w:trPr>
+          <w:cantSplit/>
+        </w:trPr>
         <w:tc>
           <w:tcPr>
             <w:tcW w:w="519" w:type="dxa"/>
@@ -2499,7 +2527,23 @@
                 <w:sz w:val="20"/>
                 <w:szCs w:val="20"/>
               </w:rPr>
-              <w:t>Funk.</w:t>
+              <w:t>Funk</w:t>
+            </w:r>
+            <w:r>
+              <w:rPr>
+                <w:b/>
+                <w:sz w:val="20"/>
+                <w:szCs w:val="20"/>
+              </w:rPr>
+              <w:t>t</w:t>
+            </w:r>
+            <w:r>
+              <w:rPr>
+                <w:b/>
+                <w:sz w:val="20"/>
+                <w:szCs w:val="20"/>
+              </w:rPr>
+              <w:t>.</w:t>
             </w:r>
           </w:p>
         </w:tc>
@@ -2596,7 +2640,7 @@
         </w:tc>
         <w:tc>
           <w:tcPr>
-            <w:tcW w:w="2410" w:type="dxa"/>
+            <w:tcW w:w="2268" w:type="dxa"/>
             <w:vAlign w:val="center"/>
           </w:tcPr>
           <w:p>
@@ -3035,7 +3079,7 @@
         </w:tc>
         <w:tc>
           <w:tcPr>
-            <w:tcW w:w="2410" w:type="dxa"/>
+            <w:tcW w:w="2268" w:type="dxa"/>
           </w:tcPr>
           <w:p>
             <w:pPr>
@@ -3066,6 +3110,9 @@
         <w:gridCol w:w="11091"/>
       </w:tblGrid>
       <w:tr>
+        <w:trPr>
+          <w:cantSplit/>
+        </w:trPr>
         <w:tc>
           <w:tcPr>
             <w:tcW w:w="4361" w:type="dxa"/>

--- a/contao/templates/docx/event_rapport_tour.docx
+++ b/contao/templates/docx/event_rapport_tour.docx
@@ -1550,8 +1550,9 @@
         </w:rPr>
         <w:sectPr>
           <w:headerReference w:type="default" r:id="rId7"/>
+          <w:footerReference w:type="default" r:id="rId8"/>
           <w:pgSz w:w="11906" w:h="16838"/>
-          <w:pgMar w:top="1417" w:right="849" w:bottom="568" w:left="1417" w:header="284" w:footer="708" w:gutter="0"/>
+          <w:pgMar w:top="1417" w:right="849" w:bottom="568" w:left="1417" w:header="284" w:footer="258" w:gutter="0"/>
           <w:cols w:space="708"/>
           <w:docGrid w:linePitch="360"/>
         </w:sectPr>
@@ -2647,13 +2648,15 @@
             <w:pPr>
               <w:rPr>
                 <w:b/>
-                <w:sz w:val="20"/>
-                <w:szCs w:val="20"/>
-              </w:rPr>
-            </w:pPr>
-            <w:r>
-              <w:rPr>
-                <w:b/>
+                <w:color w:val="000000" w:themeColor="text1"/>
+                <w:sz w:val="20"/>
+                <w:szCs w:val="20"/>
+              </w:rPr>
+            </w:pPr>
+            <w:r>
+              <w:rPr>
+                <w:b/>
+                <w:color w:val="000000" w:themeColor="text1"/>
                 <w:sz w:val="20"/>
                 <w:szCs w:val="20"/>
               </w:rPr>
@@ -2777,6 +2780,39 @@
                 <w:sz w:val="20"/>
                 <w:szCs w:val="20"/>
               </w:rPr>
+              <w:t xml:space="preserve"> </w:t>
+            </w:r>
+            <w:r>
+              <w:rPr>
+                <w:color w:val="00B050"/>
+                <w:sz w:val="20"/>
+                <w:szCs w:val="20"/>
+              </w:rPr>
+              <w:t>${</w:t>
+            </w:r>
+            <w:proofErr w:type="spellStart"/>
+            <w:r>
+              <w:rPr>
+                <w:color w:val="00B050"/>
+                <w:sz w:val="20"/>
+                <w:szCs w:val="20"/>
+              </w:rPr>
+              <w:t>ageInfo</w:t>
+            </w:r>
+            <w:proofErr w:type="spellEnd"/>
+            <w:r>
+              <w:rPr>
+                <w:color w:val="00B050"/>
+                <w:sz w:val="20"/>
+                <w:szCs w:val="20"/>
+              </w:rPr>
+              <w:t>}</w:t>
+            </w:r>
+            <w:r>
+              <w:rPr>
+                <w:sz w:val="20"/>
+                <w:szCs w:val="20"/>
+              </w:rPr>
               <w:br/>
               <w:t>${</w:t>
             </w:r>
@@ -3084,10 +3120,37 @@
           <w:p>
             <w:pPr>
               <w:rPr>
-                <w:sz w:val="20"/>
-                <w:szCs w:val="20"/>
-              </w:rPr>
-            </w:pPr>
+                <w:color w:val="000000" w:themeColor="text1"/>
+                <w:sz w:val="20"/>
+                <w:szCs w:val="20"/>
+              </w:rPr>
+            </w:pPr>
+            <w:r>
+              <w:rPr>
+                <w:color w:val="000000" w:themeColor="text1"/>
+                <w:sz w:val="20"/>
+                <w:szCs w:val="20"/>
+              </w:rPr>
+              <w:t>${</w:t>
+            </w:r>
+            <w:proofErr w:type="spellStart"/>
+            <w:r>
+              <w:rPr>
+                <w:color w:val="000000" w:themeColor="text1"/>
+                <w:sz w:val="20"/>
+                <w:szCs w:val="20"/>
+              </w:rPr>
+              <w:t>remarks</w:t>
+            </w:r>
+            <w:proofErr w:type="spellEnd"/>
+            <w:r>
+              <w:rPr>
+                <w:color w:val="000000" w:themeColor="text1"/>
+                <w:sz w:val="20"/>
+                <w:szCs w:val="20"/>
+              </w:rPr>
+              <w:t>}</w:t>
+            </w:r>
           </w:p>
         </w:tc>
       </w:tr>
@@ -3195,56 +3258,11 @@
           <w:szCs w:val="20"/>
         </w:rPr>
       </w:pPr>
-      <w:r>
-        <w:rPr>
-          <w:sz w:val="20"/>
-          <w:szCs w:val="20"/>
-        </w:rPr>
-        <w:t xml:space="preserve">Event-ID: </w:t>
-      </w:r>
-      <w:r>
-        <w:rPr>
-          <w:sz w:val="20"/>
-          <w:szCs w:val="20"/>
-        </w:rPr>
-        <w:t>${</w:t>
-      </w:r>
-      <w:proofErr w:type="spellStart"/>
-      <w:r>
-        <w:rPr>
-          <w:sz w:val="20"/>
-          <w:szCs w:val="20"/>
-        </w:rPr>
-        <w:t>event</w:t>
-      </w:r>
-      <w:r>
-        <w:rPr>
-          <w:sz w:val="20"/>
-          <w:szCs w:val="20"/>
-        </w:rPr>
-        <w:t>Id</w:t>
-      </w:r>
-      <w:proofErr w:type="spellEnd"/>
-      <w:r>
-        <w:rPr>
-          <w:sz w:val="20"/>
-          <w:szCs w:val="20"/>
-        </w:rPr>
-        <w:t>}</w:t>
-      </w:r>
-    </w:p>
-    <w:p>
-      <w:pPr>
-        <w:rPr>
-          <w:sz w:val="20"/>
-          <w:szCs w:val="20"/>
-        </w:rPr>
-      </w:pPr>
     </w:p>
     <w:sectPr>
-      <w:headerReference w:type="default" r:id="rId8"/>
+      <w:headerReference w:type="default" r:id="rId9"/>
       <w:pgSz w:w="16838" w:h="11906" w:orient="landscape"/>
-      <w:pgMar w:top="-1560" w:right="851" w:bottom="851" w:left="567" w:header="284" w:footer="709" w:gutter="0"/>
+      <w:pgMar w:top="-1560" w:right="851" w:bottom="851" w:left="567" w:header="284" w:footer="280" w:gutter="0"/>
       <w:cols w:space="708"/>
       <w:docGrid w:linePitch="360"/>
     </w:sectPr>
@@ -3275,6 +3293,56 @@
     </w:p>
   </w:endnote>
 </w:endnotes>
+</file>
+
+<file path=word/footer1.xml><?xml version="1.0" encoding="utf-8"?>
+<w:ftr xmlns:wpc="http://schemas.microsoft.com/office/word/2010/wordprocessingCanvas" xmlns:cx="http://schemas.microsoft.com/office/drawing/2014/chartex" xmlns:cx1="http://schemas.microsoft.com/office/drawing/2015/9/8/chartex" xmlns:cx2="http://schemas.microsoft.com/office/drawing/2015/10/21/chartex" xmlns:cx3="http://schemas.microsoft.com/office/drawing/2016/5/9/chartex" xmlns:cx4="http://schemas.microsoft.com/office/drawing/2016/5/10/chartex" xmlns:cx5="http://schemas.microsoft.com/office/drawing/2016/5/11/chartex" xmlns:cx6="http://schemas.microsoft.com/office/drawing/2016/5/12/chartex" xmlns:cx7="http://schemas.microsoft.com/office/drawing/2016/5/13/chartex" xmlns:cx8="http://schemas.microsoft.com/office/drawing/2016/5/14/chartex" xmlns:mc="http://schemas.openxmlformats.org/markup-compatibility/2006" xmlns:aink="http://schemas.microsoft.com/office/drawing/2016/ink" xmlns:am3d="http://schemas.microsoft.com/office/drawing/2017/model3d" xmlns:o="urn:schemas-microsoft-com:office:office" xmlns:oel="http://schemas.microsoft.com/office/2019/extlst" xmlns:r="http://schemas.openxmlformats.org/officeDocument/2006/relationships" xmlns:m="http://schemas.openxmlformats.org/officeDocument/2006/math" xmlns:v="urn:schemas-microsoft-com:vml" xmlns:wp14="http://schemas.microsoft.com/office/word/2010/wordprocessingDrawing" xmlns:wp="http://schemas.openxmlformats.org/drawingml/2006/wordprocessingDrawing" xmlns:w10="urn:schemas-microsoft-com:office:word" xmlns:w="http://schemas.openxmlformats.org/wordprocessingml/2006/main" xmlns:w14="http://schemas.microsoft.com/office/word/2010/wordml" xmlns:w15="http://schemas.microsoft.com/office/word/2012/wordml" xmlns:w16cex="http://schemas.microsoft.com/office/word/2018/wordml/cex" xmlns:w16cid="http://schemas.microsoft.com/office/word/2016/wordml/cid" xmlns:w16="http://schemas.microsoft.com/office/word/2018/wordml" xmlns:w16du="http://schemas.microsoft.com/office/word/2023/wordml/word16du" xmlns:w16sdtdh="http://schemas.microsoft.com/office/word/2020/wordml/sdtdatahash" xmlns:w16sdtfl="http://schemas.microsoft.com/office/word/2024/wordml/sdtformatlock" xmlns:w16se="http://schemas.microsoft.com/office/word/2015/wordml/symex" xmlns:wpg="http://schemas.microsoft.com/office/word/2010/wordprocessingGroup" xmlns:wpi="http://schemas.microsoft.com/office/word/2010/wordprocessingInk" xmlns:wne="http://schemas.microsoft.com/office/word/2006/wordml" xmlns:wps="http://schemas.microsoft.com/office/word/2010/wordprocessingShape" mc:Ignorable="w14 w15 w16se w16cid w16 w16cex w16sdtdh w16sdtfl w16du wp14">
+  <w:p>
+    <w:pPr>
+      <w:rPr>
+        <w:sz w:val="20"/>
+        <w:szCs w:val="20"/>
+      </w:rPr>
+    </w:pPr>
+    <w:r>
+      <w:rPr>
+        <w:sz w:val="20"/>
+        <w:szCs w:val="20"/>
+      </w:rPr>
+      <w:t xml:space="preserve">Event-ID: </w:t>
+    </w:r>
+    <w:r>
+      <w:rPr>
+        <w:sz w:val="20"/>
+        <w:szCs w:val="20"/>
+      </w:rPr>
+      <w:t>${</w:t>
+    </w:r>
+    <w:proofErr w:type="spellStart"/>
+    <w:r>
+      <w:rPr>
+        <w:sz w:val="20"/>
+        <w:szCs w:val="20"/>
+      </w:rPr>
+      <w:t>event</w:t>
+    </w:r>
+    <w:r>
+      <w:rPr>
+        <w:sz w:val="20"/>
+        <w:szCs w:val="20"/>
+      </w:rPr>
+      <w:t>Id</w:t>
+    </w:r>
+    <w:proofErr w:type="spellEnd"/>
+    <w:r>
+      <w:rPr>
+        <w:sz w:val="20"/>
+        <w:szCs w:val="20"/>
+      </w:rPr>
+      <w:t>}</w:t>
+    </w:r>
+  </w:p>
+</w:ftr>
 </file>
 
 <file path=word/footnotes.xml><?xml version="1.0" encoding="utf-8"?>
@@ -3317,7 +3385,7 @@
         <wp:inline distT="0" distB="0" distL="0" distR="0" wp14:anchorId="4BE3CE88" wp14:editId="7262C0C7">
           <wp:extent cx="1828800" cy="771525"/>
           <wp:effectExtent l="0" t="0" r="0" b="9525"/>
-          <wp:docPr id="1824679682" name="Grafik 1"/>
+          <wp:docPr id="715947761" name="Grafik 1"/>
           <wp:cNvGraphicFramePr>
             <a:graphicFrameLocks xmlns:a="http://schemas.openxmlformats.org/drawingml/2006/main" noChangeAspect="1"/>
           </wp:cNvGraphicFramePr>
@@ -3378,7 +3446,7 @@
         <wp:inline distT="0" distB="0" distL="0" distR="0" wp14:anchorId="4A2B4541" wp14:editId="22B9D464">
           <wp:extent cx="2235200" cy="711200"/>
           <wp:effectExtent l="0" t="0" r="0" b="0"/>
-          <wp:docPr id="2" name="Bild 2"/>
+          <wp:docPr id="1983170595" name="Bild 2"/>
           <wp:cNvGraphicFramePr>
             <a:graphicFrameLocks xmlns:a="http://schemas.openxmlformats.org/drawingml/2006/main" noChangeAspect="1"/>
           </wp:cNvGraphicFramePr>

--- a/contao/templates/docx/event_rapport_tour.docx
+++ b/contao/templates/docx/event_rapport_tour.docx
@@ -1158,6 +1158,27 @@
                 <w:szCs w:val="20"/>
               </w:rPr>
               <w:t>} D</w:t>
+            </w:r>
+          </w:p>
+          <w:p>
+            <w:r>
+              <w:rPr>
+                <w:sz w:val="20"/>
+                <w:szCs w:val="20"/>
+              </w:rPr>
+              <w:t>${</w:t>
+            </w:r>
+            <w:proofErr w:type="spellStart"/>
+            <w:r>
+              <w:t>ageDistribution</w:t>
+            </w:r>
+            <w:proofErr w:type="spellEnd"/>
+            <w:r>
+              <w:rPr>
+                <w:sz w:val="20"/>
+                <w:szCs w:val="20"/>
+              </w:rPr>
+              <w:t>}</w:t>
             </w:r>
           </w:p>
         </w:tc>
@@ -2882,23 +2903,7 @@
                 <w:sz w:val="20"/>
                 <w:szCs w:val="20"/>
               </w:rPr>
-              <w:t>${</w:t>
-            </w:r>
-            <w:proofErr w:type="gramStart"/>
-            <w:r>
-              <w:rPr>
-                <w:sz w:val="20"/>
-                <w:szCs w:val="20"/>
-              </w:rPr>
-              <w:t>email</w:t>
-            </w:r>
-            <w:proofErr w:type="gramEnd"/>
-            <w:r>
-              <w:rPr>
-                <w:sz w:val="20"/>
-                <w:szCs w:val="20"/>
-              </w:rPr>
-              <w:t>}</w:t>
+              <w:t>${email}</w:t>
             </w:r>
             <w:r>
               <w:rPr>
@@ -4223,7 +4228,6 @@
   <w:style w:type="character" w:default="1" w:styleId="Absatz-Standardschriftart">
     <w:name w:val="Default Paragraph Font"/>
     <w:uiPriority w:val="1"/>
-    <w:semiHidden/>
     <w:unhideWhenUsed/>
   </w:style>
   <w:style w:type="table" w:default="1" w:styleId="NormaleTabelle">
